--- a/个人简历.docx
+++ b/个人简历.docx
@@ -4,19 +4,19 @@
   <w:body>
     <w:p>
       <w:pPr>
-        <w:spacing w:after="60"/>
+        <w:spacing w:after="15"/>
         <w:jc w:val="center"/>
         <w:outlineLvl w:val="1"/>
-        <w:divId w:val="1711880630"/>
+        <w:divId w:val="990906754"/>
         <w:rPr>
           <w:rFonts w:ascii="微软雅黑" w:eastAsia="微软雅黑" w:hAnsi="微软雅黑"/>
           <w:b/>
           <w:bCs/>
           <w:color w:val="1A3A5C"/>
-          <w:spacing w:val="45"/>
+          <w:spacing w:val="30"/>
           <w:kern w:val="36"/>
-          <w:sz w:val="48"/>
-          <w:szCs w:val="48"/>
+          <w:sz w:val="32"/>
+          <w:szCs w:val="32"/>
         </w:rPr>
       </w:pPr>
       <w:r>
@@ -25,10 +25,10 @@
           <w:b/>
           <w:bCs/>
           <w:color w:val="1A3A5C"/>
-          <w:spacing w:val="45"/>
+          <w:spacing w:val="30"/>
           <w:kern w:val="36"/>
-          <w:sz w:val="48"/>
-          <w:szCs w:val="48"/>
+          <w:sz w:val="32"/>
+          <w:szCs w:val="32"/>
         </w:rPr>
         <w:t>个人简历</w:t>
       </w:r>
@@ -37,7 +37,7 @@
       <w:pPr>
         <w:pStyle w:val="subtitle1"/>
         <w:jc w:val="center"/>
-        <w:divId w:val="1711880630"/>
+        <w:divId w:val="990906754"/>
         <w:rPr>
           <w:rFonts w:ascii="微软雅黑" w:eastAsia="微软雅黑" w:hAnsi="微软雅黑" w:hint="eastAsia"/>
         </w:rPr>
@@ -95,147 +95,271 @@
           <w:rFonts w:ascii="微软雅黑" w:eastAsia="微软雅黑" w:hAnsi="微软雅黑" w:hint="eastAsia"/>
         </w:rPr>
         <w:t>淮南师范学院</w:t>
+      </w:r>
+      <w:r>
+        <w:rPr>
+          <w:rFonts w:ascii="微软雅黑" w:eastAsia="微软雅黑" w:hAnsi="微软雅黑" w:hint="eastAsia"/>
+        </w:rPr>
+        <w:t xml:space="preserve">  |  </w:t>
+      </w:r>
+      <w:r>
+        <w:rPr>
+          <w:rFonts w:ascii="微软雅黑" w:eastAsia="微软雅黑" w:hAnsi="微软雅黑" w:hint="eastAsia"/>
+        </w:rPr>
+        <w:t>男</w:t>
+      </w:r>
+      <w:r>
+        <w:rPr>
+          <w:rFonts w:ascii="微软雅黑" w:eastAsia="微软雅黑" w:hAnsi="微软雅黑" w:hint="eastAsia"/>
+        </w:rPr>
+        <w:t xml:space="preserve"> </w:t>
+      </w:r>
+      <w:r>
+        <w:rPr>
+          <w:rFonts w:ascii="微软雅黑" w:eastAsia="微软雅黑" w:hAnsi="微软雅黑" w:hint="eastAsia"/>
+        </w:rPr>
+        <w:t>·</w:t>
+      </w:r>
+      <w:r>
+        <w:rPr>
+          <w:rFonts w:ascii="微软雅黑" w:eastAsia="微软雅黑" w:hAnsi="微软雅黑" w:hint="eastAsia"/>
+        </w:rPr>
+        <w:t xml:space="preserve"> </w:t>
+      </w:r>
+      <w:r>
+        <w:rPr>
+          <w:rFonts w:ascii="微软雅黑" w:eastAsia="微软雅黑" w:hAnsi="微软雅黑" w:hint="eastAsia"/>
+        </w:rPr>
+        <w:t>计算机学院</w:t>
       </w:r>
     </w:p>
     <w:p>
       <w:pPr>
-        <w:pStyle w:val="info1"/>
-        <w:jc w:val="center"/>
-        <w:divId w:val="1711880630"/>
-        <w:rPr>
-          <w:rFonts w:ascii="微软雅黑" w:eastAsia="微软雅黑" w:hAnsi="微软雅黑" w:hint="eastAsia"/>
-        </w:rPr>
-      </w:pPr>
-      <w:r>
-        <w:rPr>
-          <w:rFonts w:ascii="微软雅黑" w:eastAsia="微软雅黑" w:hAnsi="微软雅黑" w:hint="eastAsia"/>
-        </w:rPr>
-        <w:t>男</w:t>
-      </w:r>
-      <w:r>
-        <w:rPr>
-          <w:rFonts w:ascii="微软雅黑" w:eastAsia="微软雅黑" w:hAnsi="微软雅黑" w:hint="eastAsia"/>
-        </w:rPr>
-        <w:t xml:space="preserve"> </w:t>
-      </w:r>
-      <w:r>
-        <w:rPr>
-          <w:rFonts w:ascii="微软雅黑" w:eastAsia="微软雅黑" w:hAnsi="微软雅黑" w:hint="eastAsia"/>
-        </w:rPr>
-        <w:t>·</w:t>
-      </w:r>
-      <w:r>
-        <w:rPr>
-          <w:rFonts w:ascii="微软雅黑" w:eastAsia="微软雅黑" w:hAnsi="微软雅黑" w:hint="eastAsia"/>
-        </w:rPr>
-        <w:t xml:space="preserve"> </w:t>
-      </w:r>
-      <w:r>
-        <w:rPr>
-          <w:rFonts w:ascii="微软雅黑" w:eastAsia="微软雅黑" w:hAnsi="微软雅黑" w:hint="eastAsia"/>
-        </w:rPr>
-        <w:t>软件工程专业</w:t>
-      </w:r>
-      <w:r>
-        <w:rPr>
-          <w:rFonts w:ascii="微软雅黑" w:eastAsia="微软雅黑" w:hAnsi="微软雅黑" w:hint="eastAsia"/>
-        </w:rPr>
-        <w:t xml:space="preserve"> </w:t>
-      </w:r>
-      <w:r>
-        <w:rPr>
-          <w:rFonts w:ascii="微软雅黑" w:eastAsia="微软雅黑" w:hAnsi="微软雅黑" w:hint="eastAsia"/>
-        </w:rPr>
-        <w:t>·</w:t>
-      </w:r>
-      <w:r>
-        <w:rPr>
-          <w:rFonts w:ascii="微软雅黑" w:eastAsia="微软雅黑" w:hAnsi="微软雅黑" w:hint="eastAsia"/>
-        </w:rPr>
-        <w:t xml:space="preserve"> </w:t>
-      </w:r>
-      <w:r>
-        <w:rPr>
-          <w:rFonts w:ascii="微软雅黑" w:eastAsia="微软雅黑" w:hAnsi="微软雅黑" w:hint="eastAsia"/>
-        </w:rPr>
-        <w:t>淮南师范学院</w:t>
-      </w:r>
-      <w:r>
-        <w:rPr>
-          <w:rFonts w:ascii="微软雅黑" w:eastAsia="微软雅黑" w:hAnsi="微软雅黑" w:hint="eastAsia"/>
-        </w:rPr>
-        <w:t xml:space="preserve"> </w:t>
-      </w:r>
-      <w:r>
-        <w:rPr>
-          <w:rFonts w:ascii="微软雅黑" w:eastAsia="微软雅黑" w:hAnsi="微软雅黑" w:hint="eastAsia"/>
-        </w:rPr>
-        <w:t>·</w:t>
-      </w:r>
-      <w:r>
-        <w:rPr>
-          <w:rFonts w:ascii="微软雅黑" w:eastAsia="微软雅黑" w:hAnsi="微软雅黑" w:hint="eastAsia"/>
-        </w:rPr>
-        <w:t xml:space="preserve"> </w:t>
-      </w:r>
-      <w:r>
-        <w:rPr>
-          <w:rFonts w:ascii="微软雅黑" w:eastAsia="微软雅黑" w:hAnsi="微软雅黑" w:hint="eastAsia"/>
-        </w:rPr>
-        <w:t>计算机学院</w:t>
+        <w:spacing w:before="60" w:after="90"/>
+        <w:rPr>
+          <w:rFonts w:ascii="微软雅黑" w:eastAsia="微软雅黑" w:hAnsi="微软雅黑" w:hint="eastAsia"/>
+          <w:color w:val="2D3748"/>
+          <w:sz w:val="16"/>
+          <w:szCs w:val="16"/>
+        </w:rPr>
+      </w:pPr>
+      <w:r>
+        <w:rPr>
+          <w:rFonts w:ascii="微软雅黑" w:eastAsia="微软雅黑" w:hAnsi="微软雅黑" w:hint="eastAsia"/>
+          <w:color w:val="2D3748"/>
+          <w:sz w:val="16"/>
+          <w:szCs w:val="16"/>
+        </w:rPr>
+        <w:pict w14:anchorId="76EED8ED">
+          <v:rect id="_x0000_i1025" style="width:0;height:1.5pt" o:hralign="center" o:hrstd="t" o:hr="t" fillcolor="#a0a0a0" stroked="f"/>
+        </w:pict>
       </w:r>
     </w:p>
     <w:p>
       <w:pPr>
-        <w:spacing w:before="180" w:after="270"/>
-        <w:rPr>
-          <w:rFonts w:ascii="微软雅黑" w:eastAsia="微软雅黑" w:hAnsi="微软雅黑" w:hint="eastAsia"/>
-          <w:color w:val="2D3748"/>
-          <w:sz w:val="21"/>
-          <w:szCs w:val="21"/>
-        </w:rPr>
-      </w:pPr>
-      <w:r>
-        <w:rPr>
-          <w:rFonts w:ascii="微软雅黑" w:eastAsia="微软雅黑" w:hAnsi="微软雅黑" w:hint="eastAsia"/>
-          <w:color w:val="2D3748"/>
-          <w:sz w:val="21"/>
-          <w:szCs w:val="21"/>
-        </w:rPr>
-        <w:pict w14:anchorId="520FE636">
-          <v:rect id="_x0000_i1025" style="width:0;height:1.5pt" o:hralign="center" o:hrstd="t" o:hr="t" fillcolor="#a0a0a0" stroked="f"/>
-        </w:pict>
+        <w:pStyle w:val="2"/>
+        <w:pBdr>
+          <w:bottom w:val="single" w:sz="4" w:space="2" w:color="E2E8F0"/>
+        </w:pBdr>
+        <w:spacing w:before="105" w:beforeAutospacing="0" w:after="60" w:afterAutospacing="0"/>
+        <w:rPr>
+          <w:rFonts w:ascii="微软雅黑" w:eastAsia="微软雅黑" w:hAnsi="微软雅黑" w:hint="eastAsia"/>
+          <w:color w:val="1A3A5C"/>
+          <w:sz w:val="19"/>
+          <w:szCs w:val="19"/>
+        </w:rPr>
+      </w:pPr>
+      <w:r>
+        <w:rPr>
+          <w:rFonts w:ascii="Segoe UI Emoji" w:eastAsia="微软雅黑" w:hAnsi="Segoe UI Emoji" w:cs="Segoe UI Emoji"/>
+          <w:color w:val="1A3A5C"/>
+          <w:sz w:val="19"/>
+          <w:szCs w:val="19"/>
+        </w:rPr>
+        <w:t>🎯</w:t>
+      </w:r>
+      <w:r>
+        <w:rPr>
+          <w:rFonts w:ascii="微软雅黑" w:eastAsia="微软雅黑" w:hAnsi="微软雅黑" w:hint="eastAsia"/>
+          <w:color w:val="1A3A5C"/>
+          <w:sz w:val="19"/>
+          <w:szCs w:val="19"/>
+        </w:rPr>
+        <w:t xml:space="preserve"> </w:t>
+      </w:r>
+      <w:r>
+        <w:rPr>
+          <w:rFonts w:ascii="微软雅黑" w:eastAsia="微软雅黑" w:hAnsi="微软雅黑" w:hint="eastAsia"/>
+          <w:color w:val="1A3A5C"/>
+          <w:sz w:val="19"/>
+          <w:szCs w:val="19"/>
+        </w:rPr>
+        <w:t>求职意向</w:t>
       </w:r>
     </w:p>
     <w:p>
       <w:pPr>
+        <w:shd w:val="clear" w:color="auto" w:fill="F0FFF4"/>
+        <w:divId w:val="1434745885"/>
+        <w:rPr>
+          <w:rFonts w:ascii="微软雅黑" w:eastAsia="微软雅黑" w:hAnsi="微软雅黑" w:hint="eastAsia"/>
+          <w:color w:val="234E52"/>
+          <w:sz w:val="15"/>
+          <w:szCs w:val="15"/>
+        </w:rPr>
+      </w:pPr>
+      <w:r>
+        <w:rPr>
+          <w:rFonts w:ascii="微软雅黑" w:eastAsia="微软雅黑" w:hAnsi="微软雅黑" w:hint="eastAsia"/>
+          <w:color w:val="234E52"/>
+          <w:sz w:val="15"/>
+          <w:szCs w:val="15"/>
+        </w:rPr>
+        <w:t>期望岗位：</w:t>
+      </w:r>
+      <w:r>
+        <w:rPr>
+          <w:rStyle w:val="a4"/>
+          <w:rFonts w:ascii="微软雅黑" w:eastAsia="微软雅黑" w:hAnsi="微软雅黑" w:hint="eastAsia"/>
+          <w:color w:val="234E52"/>
+          <w:sz w:val="15"/>
+          <w:szCs w:val="15"/>
+        </w:rPr>
+        <w:t>软件开发</w:t>
+      </w:r>
+      <w:r>
+        <w:rPr>
+          <w:rStyle w:val="a4"/>
+          <w:rFonts w:ascii="微软雅黑" w:eastAsia="微软雅黑" w:hAnsi="微软雅黑" w:hint="eastAsia"/>
+          <w:color w:val="234E52"/>
+          <w:sz w:val="15"/>
+          <w:szCs w:val="15"/>
+        </w:rPr>
+        <w:t xml:space="preserve"> / </w:t>
+      </w:r>
+      <w:r>
+        <w:rPr>
+          <w:rStyle w:val="a4"/>
+          <w:rFonts w:ascii="微软雅黑" w:eastAsia="微软雅黑" w:hAnsi="微软雅黑" w:hint="eastAsia"/>
+          <w:color w:val="234E52"/>
+          <w:sz w:val="15"/>
+          <w:szCs w:val="15"/>
+        </w:rPr>
+        <w:t>嵌入式助理</w:t>
+      </w:r>
+      <w:r>
+        <w:rPr>
+          <w:rStyle w:val="a4"/>
+          <w:rFonts w:ascii="微软雅黑" w:eastAsia="微软雅黑" w:hAnsi="微软雅黑" w:hint="eastAsia"/>
+          <w:color w:val="234E52"/>
+          <w:sz w:val="15"/>
+          <w:szCs w:val="15"/>
+        </w:rPr>
+        <w:t xml:space="preserve"> / AI</w:t>
+      </w:r>
+      <w:r>
+        <w:rPr>
+          <w:rStyle w:val="a4"/>
+          <w:rFonts w:ascii="微软雅黑" w:eastAsia="微软雅黑" w:hAnsi="微软雅黑" w:hint="eastAsia"/>
+          <w:color w:val="234E52"/>
+          <w:sz w:val="15"/>
+          <w:szCs w:val="15"/>
+        </w:rPr>
+        <w:t>视觉辅助开发</w:t>
+      </w:r>
+      <w:r>
+        <w:rPr>
+          <w:rFonts w:ascii="微软雅黑" w:eastAsia="微软雅黑" w:hAnsi="微软雅黑" w:hint="eastAsia"/>
+          <w:color w:val="234E52"/>
+          <w:sz w:val="15"/>
+          <w:szCs w:val="15"/>
+        </w:rPr>
+        <w:t xml:space="preserve"> </w:t>
+      </w:r>
+      <w:r>
+        <w:rPr>
+          <w:rFonts w:ascii="微软雅黑" w:eastAsia="微软雅黑" w:hAnsi="微软雅黑" w:hint="eastAsia"/>
+          <w:color w:val="234E52"/>
+          <w:sz w:val="15"/>
+          <w:szCs w:val="15"/>
+        </w:rPr>
+        <w:t>实习岗</w:t>
+      </w:r>
+      <w:r>
+        <w:rPr>
+          <w:rFonts w:ascii="微软雅黑" w:eastAsia="微软雅黑" w:hAnsi="微软雅黑" w:hint="eastAsia"/>
+          <w:color w:val="234E52"/>
+          <w:sz w:val="15"/>
+          <w:szCs w:val="15"/>
+        </w:rPr>
+        <w:t xml:space="preserve"> </w:t>
+      </w:r>
+      <w:r>
+        <w:rPr>
+          <w:rFonts w:ascii="微软雅黑" w:eastAsia="微软雅黑" w:hAnsi="微软雅黑" w:hint="eastAsia"/>
+          <w:color w:val="234E52"/>
+          <w:sz w:val="15"/>
+          <w:szCs w:val="15"/>
+        </w:rPr>
+        <w:t>—</w:t>
+      </w:r>
+      <w:r>
+        <w:rPr>
+          <w:rFonts w:ascii="微软雅黑" w:eastAsia="微软雅黑" w:hAnsi="微软雅黑" w:hint="eastAsia"/>
+          <w:color w:val="234E52"/>
+          <w:sz w:val="15"/>
+          <w:szCs w:val="15"/>
+        </w:rPr>
+        <w:t xml:space="preserve"> </w:t>
+      </w:r>
+      <w:r>
+        <w:rPr>
+          <w:rFonts w:ascii="微软雅黑" w:eastAsia="微软雅黑" w:hAnsi="微软雅黑" w:hint="eastAsia"/>
+          <w:color w:val="234E52"/>
+          <w:sz w:val="15"/>
+          <w:szCs w:val="15"/>
+        </w:rPr>
+        <w:t>可快速适配多方向计算机相关实习，兼具软硬件结合开发思维，成长速度快、可塑性极强。</w:t>
+      </w:r>
+      <w:r>
+        <w:rPr>
+          <w:rFonts w:ascii="微软雅黑" w:eastAsia="微软雅黑" w:hAnsi="微软雅黑" w:hint="eastAsia"/>
+          <w:color w:val="234E52"/>
+          <w:sz w:val="15"/>
+          <w:szCs w:val="15"/>
+        </w:rPr>
+        <w:t xml:space="preserve"> </w:t>
+      </w:r>
+    </w:p>
+    <w:p>
+      <w:pPr>
         <w:pStyle w:val="2"/>
         <w:pBdr>
-          <w:bottom w:val="single" w:sz="6" w:space="5" w:color="E2E8F0"/>
+          <w:bottom w:val="single" w:sz="4" w:space="2" w:color="E2E8F0"/>
         </w:pBdr>
-        <w:spacing w:before="300" w:beforeAutospacing="0" w:after="180" w:afterAutospacing="0"/>
+        <w:spacing w:before="105" w:beforeAutospacing="0" w:after="60" w:afterAutospacing="0"/>
         <w:rPr>
           <w:rFonts w:ascii="微软雅黑" w:eastAsia="微软雅黑" w:hAnsi="微软雅黑" w:hint="eastAsia"/>
           <w:color w:val="1A3A5C"/>
-          <w:sz w:val="26"/>
-          <w:szCs w:val="26"/>
+          <w:sz w:val="19"/>
+          <w:szCs w:val="19"/>
         </w:rPr>
       </w:pPr>
       <w:r>
         <w:rPr>
           <w:rFonts w:ascii="Segoe UI Emoji" w:eastAsia="微软雅黑" w:hAnsi="Segoe UI Emoji" w:cs="Segoe UI Emoji"/>
           <w:color w:val="1A3A5C"/>
-          <w:sz w:val="26"/>
-          <w:szCs w:val="26"/>
-        </w:rPr>
-        <w:t>🎯</w:t>
+          <w:sz w:val="19"/>
+          <w:szCs w:val="19"/>
+        </w:rPr>
+        <w:t>🎓</w:t>
       </w:r>
       <w:r>
         <w:rPr>
           <w:rFonts w:ascii="微软雅黑" w:eastAsia="微软雅黑" w:hAnsi="微软雅黑" w:hint="eastAsia"/>
           <w:color w:val="1A3A5C"/>
-          <w:sz w:val="26"/>
-          <w:szCs w:val="26"/>
+          <w:sz w:val="19"/>
+          <w:szCs w:val="19"/>
         </w:rPr>
         <w:t xml:space="preserve"> </w:t>
       </w:r>
@@ -243,157 +367,184 @@
         <w:rPr>
           <w:rFonts w:ascii="微软雅黑" w:eastAsia="微软雅黑" w:hAnsi="微软雅黑" w:hint="eastAsia"/>
           <w:color w:val="1A3A5C"/>
-          <w:sz w:val="26"/>
-          <w:szCs w:val="26"/>
-        </w:rPr>
-        <w:t>求职意向</w:t>
+          <w:sz w:val="19"/>
+          <w:szCs w:val="19"/>
+        </w:rPr>
+        <w:t>教育背景</w:t>
       </w:r>
     </w:p>
     <w:p>
       <w:pPr>
-        <w:shd w:val="clear" w:color="auto" w:fill="F0FFF4"/>
-        <w:divId w:val="216211119"/>
-        <w:rPr>
-          <w:rFonts w:ascii="微软雅黑" w:eastAsia="微软雅黑" w:hAnsi="微软雅黑" w:hint="eastAsia"/>
-          <w:color w:val="234E52"/>
-          <w:sz w:val="20"/>
-          <w:szCs w:val="20"/>
-        </w:rPr>
-      </w:pPr>
-      <w:r>
-        <w:rPr>
-          <w:rFonts w:ascii="微软雅黑" w:eastAsia="微软雅黑" w:hAnsi="微软雅黑" w:hint="eastAsia"/>
-          <w:color w:val="234E52"/>
-          <w:sz w:val="20"/>
-          <w:szCs w:val="20"/>
-        </w:rPr>
-        <w:t>期望岗位：</w:t>
-      </w:r>
-      <w:r>
-        <w:rPr>
-          <w:rStyle w:val="a3"/>
-          <w:rFonts w:ascii="微软雅黑" w:eastAsia="微软雅黑" w:hAnsi="微软雅黑" w:hint="eastAsia"/>
-          <w:color w:val="234E52"/>
-          <w:sz w:val="20"/>
-          <w:szCs w:val="20"/>
-        </w:rPr>
-        <w:t>软件开发</w:t>
-      </w:r>
-      <w:r>
-        <w:rPr>
-          <w:rStyle w:val="a3"/>
-          <w:rFonts w:ascii="微软雅黑" w:eastAsia="微软雅黑" w:hAnsi="微软雅黑" w:hint="eastAsia"/>
-          <w:color w:val="234E52"/>
-          <w:sz w:val="20"/>
-          <w:szCs w:val="20"/>
-        </w:rPr>
-        <w:t xml:space="preserve"> / </w:t>
-      </w:r>
-      <w:r>
-        <w:rPr>
-          <w:rStyle w:val="a3"/>
-          <w:rFonts w:ascii="微软雅黑" w:eastAsia="微软雅黑" w:hAnsi="微软雅黑" w:hint="eastAsia"/>
-          <w:color w:val="234E52"/>
-          <w:sz w:val="20"/>
-          <w:szCs w:val="20"/>
-        </w:rPr>
-        <w:t>嵌入式助理</w:t>
-      </w:r>
-      <w:r>
-        <w:rPr>
-          <w:rStyle w:val="a3"/>
-          <w:rFonts w:ascii="微软雅黑" w:eastAsia="微软雅黑" w:hAnsi="微软雅黑" w:hint="eastAsia"/>
-          <w:color w:val="234E52"/>
-          <w:sz w:val="20"/>
-          <w:szCs w:val="20"/>
-        </w:rPr>
-        <w:t xml:space="preserve"> / AI</w:t>
-      </w:r>
-      <w:r>
-        <w:rPr>
-          <w:rStyle w:val="a3"/>
-          <w:rFonts w:ascii="微软雅黑" w:eastAsia="微软雅黑" w:hAnsi="微软雅黑" w:hint="eastAsia"/>
-          <w:color w:val="234E52"/>
-          <w:sz w:val="20"/>
-          <w:szCs w:val="20"/>
-        </w:rPr>
-        <w:t>视觉辅助开发</w:t>
-      </w:r>
-      <w:r>
-        <w:rPr>
-          <w:rFonts w:ascii="微软雅黑" w:eastAsia="微软雅黑" w:hAnsi="微软雅黑" w:hint="eastAsia"/>
-          <w:color w:val="234E52"/>
-          <w:sz w:val="20"/>
-          <w:szCs w:val="20"/>
+        <w:pStyle w:val="edu-line"/>
+        <w:spacing w:before="15" w:beforeAutospacing="0"/>
+        <w:rPr>
+          <w:rFonts w:ascii="微软雅黑" w:eastAsia="微软雅黑" w:hAnsi="微软雅黑" w:hint="eastAsia"/>
+        </w:rPr>
+      </w:pPr>
+      <w:r>
+        <w:rPr>
+          <w:rFonts w:ascii="微软雅黑" w:eastAsia="微软雅黑" w:hAnsi="微软雅黑" w:hint="eastAsia"/>
+        </w:rPr>
+        <w:t>淮南师范学院</w:t>
+      </w:r>
+      <w:r>
+        <w:rPr>
+          <w:rFonts w:ascii="微软雅黑" w:eastAsia="微软雅黑" w:hAnsi="微软雅黑" w:hint="eastAsia"/>
         </w:rPr>
         <w:t xml:space="preserve"> </w:t>
       </w:r>
       <w:r>
         <w:rPr>
           <w:rFonts w:ascii="微软雅黑" w:eastAsia="微软雅黑" w:hAnsi="微软雅黑" w:hint="eastAsia"/>
-          <w:color w:val="234E52"/>
-          <w:sz w:val="20"/>
-          <w:szCs w:val="20"/>
-        </w:rPr>
-        <w:t>实习岗</w:t>
-      </w:r>
-      <w:r>
-        <w:rPr>
-          <w:rFonts w:ascii="微软雅黑" w:eastAsia="微软雅黑" w:hAnsi="微软雅黑" w:hint="eastAsia"/>
-          <w:color w:val="234E52"/>
-          <w:sz w:val="20"/>
-          <w:szCs w:val="20"/>
-        </w:rPr>
-        <w:t xml:space="preserve"> | </w:t>
-      </w:r>
-      <w:r>
-        <w:rPr>
-          <w:rFonts w:ascii="微软雅黑" w:eastAsia="微软雅黑" w:hAnsi="微软雅黑" w:hint="eastAsia"/>
-          <w:color w:val="234E52"/>
-          <w:sz w:val="20"/>
-          <w:szCs w:val="20"/>
-        </w:rPr>
-        <w:t>可快速适配多方向计算机相关实习，兼具软硬件结合开发思维，成长速度快、可塑性极强。</w:t>
-      </w:r>
-      <w:r>
-        <w:rPr>
-          <w:rFonts w:ascii="微软雅黑" w:eastAsia="微软雅黑" w:hAnsi="微软雅黑" w:hint="eastAsia"/>
-          <w:color w:val="234E52"/>
-          <w:sz w:val="20"/>
-          <w:szCs w:val="20"/>
+        </w:rPr>
+        <w:t>·</w:t>
+      </w:r>
+      <w:r>
+        <w:rPr>
+          <w:rFonts w:ascii="微软雅黑" w:eastAsia="微软雅黑" w:hAnsi="微软雅黑" w:hint="eastAsia"/>
         </w:rPr>
         <w:t xml:space="preserve"> </w:t>
+      </w:r>
+      <w:r>
+        <w:rPr>
+          <w:rFonts w:ascii="微软雅黑" w:eastAsia="微软雅黑" w:hAnsi="微软雅黑" w:hint="eastAsia"/>
+        </w:rPr>
+        <w:t>计算机学院</w:t>
+      </w:r>
+      <w:r>
+        <w:rPr>
+          <w:rFonts w:ascii="微软雅黑" w:eastAsia="微软雅黑" w:hAnsi="微软雅黑" w:hint="eastAsia"/>
+        </w:rPr>
+        <w:t xml:space="preserve">     </w:t>
+      </w:r>
+      <w:r>
+        <w:rPr>
+          <w:rFonts w:ascii="微软雅黑" w:eastAsia="微软雅黑" w:hAnsi="微软雅黑" w:hint="eastAsia"/>
+        </w:rPr>
+        <w:t>软件工程</w:t>
+      </w:r>
+      <w:r>
+        <w:rPr>
+          <w:rFonts w:ascii="微软雅黑" w:eastAsia="微软雅黑" w:hAnsi="微软雅黑" w:hint="eastAsia"/>
+        </w:rPr>
+        <w:t xml:space="preserve"> </w:t>
+      </w:r>
+      <w:r>
+        <w:rPr>
+          <w:rFonts w:ascii="微软雅黑" w:eastAsia="微软雅黑" w:hAnsi="微软雅黑" w:hint="eastAsia"/>
+        </w:rPr>
+        <w:t>·</w:t>
+      </w:r>
+      <w:r>
+        <w:rPr>
+          <w:rFonts w:ascii="微软雅黑" w:eastAsia="微软雅黑" w:hAnsi="微软雅黑" w:hint="eastAsia"/>
+        </w:rPr>
+        <w:t xml:space="preserve"> </w:t>
+      </w:r>
+      <w:r>
+        <w:rPr>
+          <w:rFonts w:ascii="微软雅黑" w:eastAsia="微软雅黑" w:hAnsi="微软雅黑" w:hint="eastAsia"/>
+        </w:rPr>
+        <w:t>本科在读</w:t>
       </w:r>
     </w:p>
     <w:p>
       <w:pPr>
+        <w:pStyle w:val="a3"/>
+        <w:spacing w:before="0" w:after="0"/>
+        <w:rPr>
+          <w:rFonts w:ascii="微软雅黑" w:eastAsia="微软雅黑" w:hAnsi="微软雅黑" w:hint="eastAsia"/>
+          <w:color w:val="2D3748"/>
+          <w:sz w:val="15"/>
+          <w:szCs w:val="15"/>
+        </w:rPr>
+      </w:pPr>
+      <w:r>
+        <w:rPr>
+          <w:rFonts w:ascii="微软雅黑" w:eastAsia="微软雅黑" w:hAnsi="微软雅黑" w:hint="eastAsia"/>
+          <w:color w:val="2D3748"/>
+          <w:sz w:val="15"/>
+          <w:szCs w:val="15"/>
+        </w:rPr>
+        <w:t>课内扎实掌握</w:t>
+      </w:r>
+      <w:r>
+        <w:rPr>
+          <w:rFonts w:ascii="微软雅黑" w:eastAsia="微软雅黑" w:hAnsi="微软雅黑" w:hint="eastAsia"/>
+          <w:color w:val="2D3748"/>
+          <w:sz w:val="15"/>
+          <w:szCs w:val="15"/>
+        </w:rPr>
+        <w:t xml:space="preserve"> </w:t>
+      </w:r>
+      <w:r>
+        <w:rPr>
+          <w:rStyle w:val="a4"/>
+          <w:rFonts w:ascii="微软雅黑" w:eastAsia="微软雅黑" w:hAnsi="微软雅黑" w:hint="eastAsia"/>
+          <w:color w:val="2D3748"/>
+          <w:sz w:val="15"/>
+          <w:szCs w:val="15"/>
+        </w:rPr>
+        <w:t>C</w:t>
+      </w:r>
+      <w:r>
+        <w:rPr>
+          <w:rStyle w:val="a4"/>
+          <w:rFonts w:ascii="微软雅黑" w:eastAsia="微软雅黑" w:hAnsi="微软雅黑" w:hint="eastAsia"/>
+          <w:color w:val="2D3748"/>
+          <w:sz w:val="15"/>
+          <w:szCs w:val="15"/>
+        </w:rPr>
+        <w:t>语言、高等数学、大学物理、数据结构</w:t>
+      </w:r>
+      <w:r>
+        <w:rPr>
+          <w:rFonts w:ascii="微软雅黑" w:eastAsia="微软雅黑" w:hAnsi="微软雅黑" w:hint="eastAsia"/>
+          <w:color w:val="2D3748"/>
+          <w:sz w:val="15"/>
+          <w:szCs w:val="15"/>
+        </w:rPr>
+        <w:t xml:space="preserve"> </w:t>
+      </w:r>
+      <w:r>
+        <w:rPr>
+          <w:rFonts w:ascii="微软雅黑" w:eastAsia="微软雅黑" w:hAnsi="微软雅黑" w:hint="eastAsia"/>
+          <w:color w:val="2D3748"/>
+          <w:sz w:val="15"/>
+          <w:szCs w:val="15"/>
+        </w:rPr>
+        <w:t>核心重难点，逻辑思维扎实稳固。学习进度远超同年级水平，不局限课本，主动向更深更广的技术领域探索。</w:t>
+      </w:r>
+    </w:p>
+    <w:p>
+      <w:pPr>
         <w:pStyle w:val="2"/>
         <w:pBdr>
-          <w:bottom w:val="single" w:sz="6" w:space="5" w:color="E2E8F0"/>
+          <w:bottom w:val="single" w:sz="4" w:space="2" w:color="E2E8F0"/>
         </w:pBdr>
-        <w:spacing w:before="300" w:beforeAutospacing="0" w:after="180" w:afterAutospacing="0"/>
+        <w:spacing w:before="105" w:beforeAutospacing="0" w:after="60" w:afterAutospacing="0"/>
         <w:rPr>
           <w:rFonts w:ascii="微软雅黑" w:eastAsia="微软雅黑" w:hAnsi="微软雅黑" w:hint="eastAsia"/>
           <w:color w:val="1A3A5C"/>
-          <w:sz w:val="26"/>
-          <w:szCs w:val="26"/>
+          <w:sz w:val="19"/>
+          <w:szCs w:val="19"/>
         </w:rPr>
       </w:pPr>
       <w:r>
         <w:rPr>
           <w:rFonts w:ascii="Segoe UI Emoji" w:eastAsia="微软雅黑" w:hAnsi="Segoe UI Emoji" w:cs="Segoe UI Emoji"/>
           <w:color w:val="1A3A5C"/>
-          <w:sz w:val="26"/>
-          <w:szCs w:val="26"/>
-        </w:rPr>
-        <w:t>🎓</w:t>
+          <w:sz w:val="19"/>
+          <w:szCs w:val="19"/>
+        </w:rPr>
+        <w:t>💻</w:t>
       </w:r>
       <w:r>
         <w:rPr>
           <w:rFonts w:ascii="微软雅黑" w:eastAsia="微软雅黑" w:hAnsi="微软雅黑" w:hint="eastAsia"/>
           <w:color w:val="1A3A5C"/>
-          <w:sz w:val="26"/>
-          <w:szCs w:val="26"/>
+          <w:sz w:val="19"/>
+          <w:szCs w:val="19"/>
         </w:rPr>
         <w:t xml:space="preserve"> </w:t>
       </w:r>
@@ -401,602 +552,349 @@
         <w:rPr>
           <w:rFonts w:ascii="微软雅黑" w:eastAsia="微软雅黑" w:hAnsi="微软雅黑" w:hint="eastAsia"/>
           <w:color w:val="1A3A5C"/>
-          <w:sz w:val="26"/>
-          <w:szCs w:val="26"/>
-        </w:rPr>
-        <w:t>教育背景</w:t>
+          <w:sz w:val="19"/>
+          <w:szCs w:val="19"/>
+        </w:rPr>
+        <w:t>技术能力</w:t>
       </w:r>
     </w:p>
     <w:p>
       <w:pPr>
-        <w:pStyle w:val="edu-line"/>
-        <w:rPr>
-          <w:rFonts w:ascii="微软雅黑" w:eastAsia="微软雅黑" w:hAnsi="微软雅黑" w:hint="eastAsia"/>
-        </w:rPr>
-      </w:pPr>
-      <w:r>
-        <w:rPr>
-          <w:rFonts w:ascii="微软雅黑" w:eastAsia="微软雅黑" w:hAnsi="微软雅黑" w:hint="eastAsia"/>
-        </w:rPr>
-        <w:t>淮南师范学院</w:t>
-      </w:r>
-      <w:r>
-        <w:rPr>
-          <w:rFonts w:ascii="微软雅黑" w:eastAsia="微软雅黑" w:hAnsi="微软雅黑" w:hint="eastAsia"/>
-        </w:rPr>
-        <w:t xml:space="preserve"> </w:t>
-      </w:r>
-      <w:r>
-        <w:rPr>
-          <w:rFonts w:ascii="微软雅黑" w:eastAsia="微软雅黑" w:hAnsi="微软雅黑" w:hint="eastAsia"/>
-        </w:rPr>
-        <w:t>·</w:t>
-      </w:r>
-      <w:r>
-        <w:rPr>
-          <w:rFonts w:ascii="微软雅黑" w:eastAsia="微软雅黑" w:hAnsi="微软雅黑" w:hint="eastAsia"/>
-        </w:rPr>
-        <w:t xml:space="preserve"> </w:t>
-      </w:r>
-      <w:r>
-        <w:rPr>
-          <w:rFonts w:ascii="微软雅黑" w:eastAsia="微软雅黑" w:hAnsi="微软雅黑" w:hint="eastAsia"/>
-        </w:rPr>
-        <w:t>计算机学院</w:t>
-      </w:r>
-      <w:r>
-        <w:rPr>
-          <w:rFonts w:ascii="微软雅黑" w:eastAsia="微软雅黑" w:hAnsi="微软雅黑" w:hint="eastAsia"/>
-        </w:rPr>
-        <w:t xml:space="preserve">        </w:t>
-      </w:r>
-      <w:r>
-        <w:rPr>
-          <w:rFonts w:ascii="微软雅黑" w:eastAsia="微软雅黑" w:hAnsi="微软雅黑" w:hint="eastAsia"/>
-        </w:rPr>
-        <w:t>软件工程</w:t>
-      </w:r>
-      <w:r>
-        <w:rPr>
-          <w:rFonts w:ascii="微软雅黑" w:eastAsia="微软雅黑" w:hAnsi="微软雅黑" w:hint="eastAsia"/>
-        </w:rPr>
-        <w:t xml:space="preserve"> </w:t>
-      </w:r>
-      <w:r>
-        <w:rPr>
-          <w:rFonts w:ascii="微软雅黑" w:eastAsia="微软雅黑" w:hAnsi="微软雅黑" w:hint="eastAsia"/>
-        </w:rPr>
-        <w:t>·</w:t>
-      </w:r>
-      <w:r>
-        <w:rPr>
-          <w:rFonts w:ascii="微软雅黑" w:eastAsia="微软雅黑" w:hAnsi="微软雅黑" w:hint="eastAsia"/>
-        </w:rPr>
-        <w:t xml:space="preserve"> </w:t>
-      </w:r>
-      <w:r>
-        <w:rPr>
-          <w:rFonts w:ascii="微软雅黑" w:eastAsia="微软雅黑" w:hAnsi="微软雅黑" w:hint="eastAsia"/>
-        </w:rPr>
-        <w:t>本科在读</w:t>
+        <w:pStyle w:val="skill-row"/>
+        <w:rPr>
+          <w:rFonts w:ascii="微软雅黑" w:eastAsia="微软雅黑" w:hAnsi="微软雅黑" w:hint="eastAsia"/>
+          <w:color w:val="2D3748"/>
+        </w:rPr>
+      </w:pPr>
+      <w:r>
+        <w:rPr>
+          <w:rStyle w:val="skill-cat1"/>
+          <w:rFonts w:ascii="微软雅黑" w:eastAsia="微软雅黑" w:hAnsi="微软雅黑" w:hint="eastAsia"/>
+        </w:rPr>
+        <w:t>编程语言：</w:t>
+      </w:r>
+      <w:r>
+        <w:rPr>
+          <w:rFonts w:ascii="微软雅黑" w:eastAsia="微软雅黑" w:hAnsi="微软雅黑" w:hint="eastAsia"/>
+          <w:color w:val="2D3748"/>
+        </w:rPr>
+        <w:t>C</w:t>
+      </w:r>
+      <w:r>
+        <w:rPr>
+          <w:rFonts w:ascii="微软雅黑" w:eastAsia="微软雅黑" w:hAnsi="微软雅黑" w:hint="eastAsia"/>
+          <w:color w:val="2D3748"/>
+        </w:rPr>
+        <w:t>语言、</w:t>
+      </w:r>
+      <w:r>
+        <w:rPr>
+          <w:rFonts w:ascii="微软雅黑" w:eastAsia="微软雅黑" w:hAnsi="微软雅黑" w:hint="eastAsia"/>
+          <w:color w:val="2D3748"/>
+        </w:rPr>
+        <w:t>Python</w:t>
+      </w:r>
+      <w:r>
+        <w:rPr>
+          <w:rFonts w:ascii="微软雅黑" w:eastAsia="微软雅黑" w:hAnsi="微软雅黑" w:hint="eastAsia"/>
+          <w:color w:val="2D3748"/>
+        </w:rPr>
+        <w:t>、</w:t>
+      </w:r>
+      <w:r>
+        <w:rPr>
+          <w:rFonts w:ascii="微软雅黑" w:eastAsia="微软雅黑" w:hAnsi="微软雅黑" w:hint="eastAsia"/>
+          <w:color w:val="2D3748"/>
+        </w:rPr>
+        <w:t>C++</w:t>
+      </w:r>
+      <w:r>
+        <w:rPr>
+          <w:rFonts w:ascii="微软雅黑" w:eastAsia="微软雅黑" w:hAnsi="微软雅黑" w:hint="eastAsia"/>
+          <w:color w:val="2D3748"/>
+        </w:rPr>
+        <w:t>（入门）</w:t>
+      </w:r>
+      <w:r>
+        <w:rPr>
+          <w:rFonts w:ascii="微软雅黑" w:eastAsia="微软雅黑" w:hAnsi="微软雅黑" w:hint="eastAsia"/>
+          <w:color w:val="2D3748"/>
+        </w:rPr>
+        <w:t xml:space="preserve">  |  </w:t>
+      </w:r>
+      <w:r>
+        <w:rPr>
+          <w:rStyle w:val="skill-cat1"/>
+          <w:rFonts w:ascii="微软雅黑" w:eastAsia="微软雅黑" w:hAnsi="微软雅黑" w:hint="eastAsia"/>
+        </w:rPr>
+        <w:t>嵌入式</w:t>
+      </w:r>
+      <w:r>
+        <w:rPr>
+          <w:rStyle w:val="skill-cat1"/>
+          <w:rFonts w:ascii="微软雅黑" w:eastAsia="微软雅黑" w:hAnsi="微软雅黑" w:hint="eastAsia"/>
+        </w:rPr>
+        <w:t>&amp;</w:t>
+      </w:r>
+      <w:r>
+        <w:rPr>
+          <w:rStyle w:val="skill-cat1"/>
+          <w:rFonts w:ascii="微软雅黑" w:eastAsia="微软雅黑" w:hAnsi="微软雅黑" w:hint="eastAsia"/>
+        </w:rPr>
+        <w:t>硬件：</w:t>
+      </w:r>
+      <w:r>
+        <w:rPr>
+          <w:rFonts w:ascii="微软雅黑" w:eastAsia="微软雅黑" w:hAnsi="微软雅黑" w:hint="eastAsia"/>
+          <w:color w:val="2D3748"/>
+        </w:rPr>
+        <w:t>51</w:t>
+      </w:r>
+      <w:r>
+        <w:rPr>
+          <w:rFonts w:ascii="微软雅黑" w:eastAsia="微软雅黑" w:hAnsi="微软雅黑" w:hint="eastAsia"/>
+          <w:color w:val="2D3748"/>
+        </w:rPr>
+        <w:t>单片机、树莓派、嵌入式系统开发</w:t>
+      </w:r>
+      <w:r>
+        <w:rPr>
+          <w:rFonts w:ascii="微软雅黑" w:eastAsia="微软雅黑" w:hAnsi="微软雅黑" w:hint="eastAsia"/>
+          <w:color w:val="2D3748"/>
+        </w:rPr>
+        <w:t xml:space="preserve">  |  </w:t>
+      </w:r>
+      <w:r>
+        <w:rPr>
+          <w:rStyle w:val="skill-cat1"/>
+          <w:rFonts w:ascii="微软雅黑" w:eastAsia="微软雅黑" w:hAnsi="微软雅黑" w:hint="eastAsia"/>
+        </w:rPr>
+        <w:t>机器视觉</w:t>
+      </w:r>
+      <w:r>
+        <w:rPr>
+          <w:rStyle w:val="skill-cat1"/>
+          <w:rFonts w:ascii="微软雅黑" w:eastAsia="微软雅黑" w:hAnsi="微软雅黑" w:hint="eastAsia"/>
+        </w:rPr>
+        <w:t>&amp;AI</w:t>
+      </w:r>
+      <w:r>
+        <w:rPr>
+          <w:rStyle w:val="skill-cat1"/>
+          <w:rFonts w:ascii="微软雅黑" w:eastAsia="微软雅黑" w:hAnsi="微软雅黑" w:hint="eastAsia"/>
+        </w:rPr>
+        <w:t>：</w:t>
+      </w:r>
+      <w:r>
+        <w:rPr>
+          <w:rFonts w:ascii="微软雅黑" w:eastAsia="微软雅黑" w:hAnsi="微软雅黑" w:hint="eastAsia"/>
+          <w:color w:val="2D3748"/>
+        </w:rPr>
+        <w:t>YOLO</w:t>
+      </w:r>
+      <w:r>
+        <w:rPr>
+          <w:rFonts w:ascii="微软雅黑" w:eastAsia="微软雅黑" w:hAnsi="微软雅黑" w:hint="eastAsia"/>
+          <w:color w:val="2D3748"/>
+        </w:rPr>
+        <w:t>目标检测、图像识别、数据处理、</w:t>
+      </w:r>
+      <w:r>
+        <w:rPr>
+          <w:rFonts w:ascii="微软雅黑" w:eastAsia="微软雅黑" w:hAnsi="微软雅黑" w:hint="eastAsia"/>
+          <w:color w:val="2D3748"/>
+        </w:rPr>
+        <w:t xml:space="preserve">OpenCV  |  </w:t>
+      </w:r>
+      <w:r>
+        <w:rPr>
+          <w:rStyle w:val="skill-cat1"/>
+          <w:rFonts w:ascii="微软雅黑" w:eastAsia="微软雅黑" w:hAnsi="微软雅黑" w:hint="eastAsia"/>
+        </w:rPr>
+        <w:t>开发工具：</w:t>
+      </w:r>
+      <w:r>
+        <w:rPr>
+          <w:rFonts w:ascii="微软雅黑" w:eastAsia="微软雅黑" w:hAnsi="微软雅黑" w:hint="eastAsia"/>
+          <w:color w:val="2D3748"/>
+        </w:rPr>
+        <w:t>VS Code</w:t>
+      </w:r>
+      <w:r>
+        <w:rPr>
+          <w:rFonts w:ascii="微软雅黑" w:eastAsia="微软雅黑" w:hAnsi="微软雅黑" w:hint="eastAsia"/>
+          <w:color w:val="2D3748"/>
+        </w:rPr>
+        <w:t>、</w:t>
+      </w:r>
+      <w:r>
+        <w:rPr>
+          <w:rFonts w:ascii="微软雅黑" w:eastAsia="微软雅黑" w:hAnsi="微软雅黑" w:hint="eastAsia"/>
+          <w:color w:val="2D3748"/>
+        </w:rPr>
+        <w:t>AI</w:t>
+      </w:r>
+      <w:r>
+        <w:rPr>
+          <w:rFonts w:ascii="微软雅黑" w:eastAsia="微软雅黑" w:hAnsi="微软雅黑" w:hint="eastAsia"/>
+          <w:color w:val="2D3748"/>
+        </w:rPr>
+        <w:t>辅助编程、</w:t>
+      </w:r>
+      <w:r>
+        <w:rPr>
+          <w:rFonts w:ascii="微软雅黑" w:eastAsia="微软雅黑" w:hAnsi="微软雅黑" w:hint="eastAsia"/>
+          <w:color w:val="2D3748"/>
+        </w:rPr>
+        <w:t>Git</w:t>
+      </w:r>
+      <w:r>
+        <w:rPr>
+          <w:rFonts w:ascii="微软雅黑" w:eastAsia="微软雅黑" w:hAnsi="微软雅黑" w:hint="eastAsia"/>
+          <w:color w:val="2D3748"/>
+        </w:rPr>
+        <w:t>、</w:t>
+      </w:r>
+      <w:r>
+        <w:rPr>
+          <w:rFonts w:ascii="微软雅黑" w:eastAsia="微软雅黑" w:hAnsi="微软雅黑" w:hint="eastAsia"/>
+          <w:color w:val="2D3748"/>
+        </w:rPr>
+        <w:t>Linux</w:t>
+      </w:r>
+      <w:r>
+        <w:rPr>
+          <w:rFonts w:ascii="微软雅黑" w:eastAsia="微软雅黑" w:hAnsi="微软雅黑" w:hint="eastAsia"/>
+          <w:color w:val="2D3748"/>
+        </w:rPr>
+        <w:t>基础</w:t>
       </w:r>
     </w:p>
     <w:p>
       <w:pPr>
-        <w:pStyle w:val="a4"/>
-        <w:rPr>
-          <w:rFonts w:ascii="微软雅黑" w:eastAsia="微软雅黑" w:hAnsi="微软雅黑" w:hint="eastAsia"/>
-          <w:color w:val="2D3748"/>
-          <w:sz w:val="21"/>
-          <w:szCs w:val="21"/>
-        </w:rPr>
-      </w:pPr>
-      <w:r>
-        <w:rPr>
-          <w:rFonts w:ascii="微软雅黑" w:eastAsia="微软雅黑" w:hAnsi="微软雅黑" w:hint="eastAsia"/>
-          <w:color w:val="2D3748"/>
-          <w:sz w:val="21"/>
-          <w:szCs w:val="21"/>
-        </w:rPr>
-        <w:t>课内扎实掌握</w:t>
-      </w:r>
-      <w:r>
-        <w:rPr>
-          <w:rFonts w:ascii="微软雅黑" w:eastAsia="微软雅黑" w:hAnsi="微软雅黑" w:hint="eastAsia"/>
-          <w:color w:val="2D3748"/>
-          <w:sz w:val="21"/>
-          <w:szCs w:val="21"/>
+        <w:pStyle w:val="2"/>
+        <w:pBdr>
+          <w:bottom w:val="single" w:sz="4" w:space="2" w:color="E2E8F0"/>
+        </w:pBdr>
+        <w:spacing w:before="105" w:beforeAutospacing="0" w:after="60" w:afterAutospacing="0"/>
+        <w:rPr>
+          <w:rFonts w:ascii="微软雅黑" w:eastAsia="微软雅黑" w:hAnsi="微软雅黑" w:hint="eastAsia"/>
+          <w:color w:val="1A3A5C"/>
+          <w:sz w:val="19"/>
+          <w:szCs w:val="19"/>
+        </w:rPr>
+      </w:pPr>
+      <w:r>
+        <w:rPr>
+          <w:rFonts w:ascii="Segoe UI Emoji" w:eastAsia="微软雅黑" w:hAnsi="Segoe UI Emoji" w:cs="Segoe UI Emoji"/>
+          <w:color w:val="1A3A5C"/>
+          <w:sz w:val="19"/>
+          <w:szCs w:val="19"/>
+        </w:rPr>
+        <w:t>🚀</w:t>
+      </w:r>
+      <w:r>
+        <w:rPr>
+          <w:rFonts w:ascii="微软雅黑" w:eastAsia="微软雅黑" w:hAnsi="微软雅黑" w:hint="eastAsia"/>
+          <w:color w:val="1A3A5C"/>
+          <w:sz w:val="19"/>
+          <w:szCs w:val="19"/>
         </w:rPr>
         <w:t xml:space="preserve"> </w:t>
       </w:r>
       <w:r>
         <w:rPr>
-          <w:rStyle w:val="a3"/>
-          <w:rFonts w:ascii="微软雅黑" w:eastAsia="微软雅黑" w:hAnsi="微软雅黑" w:hint="eastAsia"/>
-          <w:color w:val="2D3748"/>
-          <w:sz w:val="21"/>
-          <w:szCs w:val="21"/>
-        </w:rPr>
-        <w:t>C</w:t>
-      </w:r>
-      <w:r>
-        <w:rPr>
-          <w:rStyle w:val="a3"/>
-          <w:rFonts w:ascii="微软雅黑" w:eastAsia="微软雅黑" w:hAnsi="微软雅黑" w:hint="eastAsia"/>
-          <w:color w:val="2D3748"/>
-          <w:sz w:val="21"/>
-          <w:szCs w:val="21"/>
-        </w:rPr>
-        <w:t>语言、高等数学、大学物理、数据结构</w:t>
-      </w:r>
-      <w:r>
-        <w:rPr>
-          <w:rFonts w:ascii="微软雅黑" w:eastAsia="微软雅黑" w:hAnsi="微软雅黑" w:hint="eastAsia"/>
-          <w:color w:val="2D3748"/>
-          <w:sz w:val="21"/>
-          <w:szCs w:val="21"/>
-        </w:rPr>
-        <w:t xml:space="preserve"> </w:t>
-      </w:r>
-      <w:r>
-        <w:rPr>
-          <w:rFonts w:ascii="微软雅黑" w:eastAsia="微软雅黑" w:hAnsi="微软雅黑" w:hint="eastAsia"/>
-          <w:color w:val="2D3748"/>
-          <w:sz w:val="21"/>
-          <w:szCs w:val="21"/>
-        </w:rPr>
-        <w:t>核心重难点，逻辑思维扎实稳固。学习进度远超同年级水平，不局限课本，主动向更深更广的技术领域探索。</w:t>
+          <w:rFonts w:ascii="微软雅黑" w:eastAsia="微软雅黑" w:hAnsi="微软雅黑" w:hint="eastAsia"/>
+          <w:color w:val="1A3A5C"/>
+          <w:sz w:val="19"/>
+          <w:szCs w:val="19"/>
+        </w:rPr>
+        <w:t>项目经历</w:t>
       </w:r>
     </w:p>
     <w:p>
       <w:pPr>
-        <w:pStyle w:val="2"/>
-        <w:pBdr>
-          <w:bottom w:val="single" w:sz="6" w:space="5" w:color="E2E8F0"/>
-        </w:pBdr>
-        <w:spacing w:before="300" w:beforeAutospacing="0" w:after="180" w:afterAutospacing="0"/>
-        <w:rPr>
-          <w:rFonts w:ascii="微软雅黑" w:eastAsia="微软雅黑" w:hAnsi="微软雅黑" w:hint="eastAsia"/>
-          <w:color w:val="1A3A5C"/>
-          <w:sz w:val="26"/>
-          <w:szCs w:val="26"/>
-        </w:rPr>
-      </w:pPr>
-      <w:r>
-        <w:rPr>
-          <w:rFonts w:ascii="Segoe UI Emoji" w:eastAsia="微软雅黑" w:hAnsi="Segoe UI Emoji" w:cs="Segoe UI Emoji"/>
-          <w:color w:val="1A3A5C"/>
-          <w:sz w:val="26"/>
-          <w:szCs w:val="26"/>
-        </w:rPr>
-        <w:t>💻</w:t>
-      </w:r>
-      <w:r>
-        <w:rPr>
-          <w:rFonts w:ascii="微软雅黑" w:eastAsia="微软雅黑" w:hAnsi="微软雅黑" w:hint="eastAsia"/>
-          <w:color w:val="1A3A5C"/>
-          <w:sz w:val="26"/>
-          <w:szCs w:val="26"/>
+        <w:pStyle w:val="project-name"/>
+        <w:rPr>
+          <w:rFonts w:ascii="微软雅黑" w:eastAsia="微软雅黑" w:hAnsi="微软雅黑" w:hint="eastAsia"/>
+        </w:rPr>
+      </w:pPr>
+      <w:r>
+        <w:rPr>
+          <w:rFonts w:ascii="微软雅黑" w:eastAsia="微软雅黑" w:hAnsi="微软雅黑" w:hint="eastAsia"/>
+        </w:rPr>
+        <w:t>基于</w:t>
+      </w:r>
+      <w:r>
+        <w:rPr>
+          <w:rFonts w:ascii="微软雅黑" w:eastAsia="微软雅黑" w:hAnsi="微软雅黑" w:hint="eastAsia"/>
+        </w:rPr>
+        <w:t xml:space="preserve"> YOLO </w:t>
+      </w:r>
+      <w:r>
+        <w:rPr>
+          <w:rFonts w:ascii="微软雅黑" w:eastAsia="微软雅黑" w:hAnsi="微软雅黑" w:hint="eastAsia"/>
+        </w:rPr>
+        <w:t>的盲道视觉检测系统</w:t>
+      </w:r>
+      <w:r>
+        <w:rPr>
+          <w:rFonts w:ascii="微软雅黑" w:eastAsia="微软雅黑" w:hAnsi="微软雅黑" w:hint="eastAsia"/>
         </w:rPr>
         <w:t xml:space="preserve"> </w:t>
       </w:r>
       <w:r>
         <w:rPr>
           <w:rFonts w:ascii="微软雅黑" w:eastAsia="微软雅黑" w:hAnsi="微软雅黑" w:hint="eastAsia"/>
-          <w:color w:val="1A3A5C"/>
-          <w:sz w:val="26"/>
-          <w:szCs w:val="26"/>
-        </w:rPr>
-        <w:t>技术能力</w:t>
-      </w:r>
-    </w:p>
-    <w:p>
-      <w:pPr>
-        <w:pStyle w:val="a4"/>
-        <w:rPr>
-          <w:rFonts w:ascii="微软雅黑" w:eastAsia="微软雅黑" w:hAnsi="微软雅黑" w:hint="eastAsia"/>
-          <w:color w:val="2D3748"/>
-          <w:sz w:val="21"/>
-          <w:szCs w:val="21"/>
-        </w:rPr>
-      </w:pPr>
-      <w:r>
-        <w:rPr>
-          <w:rStyle w:val="skill-cat1"/>
-          <w:rFonts w:ascii="微软雅黑" w:eastAsia="微软雅黑" w:hAnsi="微软雅黑" w:hint="eastAsia"/>
-          <w:sz w:val="21"/>
-          <w:szCs w:val="21"/>
-        </w:rPr>
-        <w:t>编程语言：</w:t>
-      </w:r>
-      <w:r>
-        <w:rPr>
-          <w:rFonts w:ascii="微软雅黑" w:eastAsia="微软雅黑" w:hAnsi="微软雅黑" w:hint="eastAsia"/>
-          <w:color w:val="2D3748"/>
-          <w:sz w:val="21"/>
-          <w:szCs w:val="21"/>
-        </w:rPr>
-        <w:t>C</w:t>
-      </w:r>
-      <w:r>
-        <w:rPr>
-          <w:rFonts w:ascii="微软雅黑" w:eastAsia="微软雅黑" w:hAnsi="微软雅黑" w:hint="eastAsia"/>
-          <w:color w:val="2D3748"/>
-          <w:sz w:val="21"/>
-          <w:szCs w:val="21"/>
-        </w:rPr>
-        <w:t>语言、</w:t>
-      </w:r>
-      <w:r>
-        <w:rPr>
-          <w:rFonts w:ascii="微软雅黑" w:eastAsia="微软雅黑" w:hAnsi="微软雅黑" w:hint="eastAsia"/>
-          <w:color w:val="2D3748"/>
-          <w:sz w:val="21"/>
-          <w:szCs w:val="21"/>
-        </w:rPr>
-        <w:t>Python</w:t>
-      </w:r>
-      <w:r>
-        <w:rPr>
-          <w:rFonts w:ascii="微软雅黑" w:eastAsia="微软雅黑" w:hAnsi="微软雅黑" w:hint="eastAsia"/>
-          <w:color w:val="2D3748"/>
-          <w:sz w:val="21"/>
-          <w:szCs w:val="21"/>
-        </w:rPr>
-        <w:t>、</w:t>
-      </w:r>
-      <w:r>
-        <w:rPr>
-          <w:rFonts w:ascii="微软雅黑" w:eastAsia="微软雅黑" w:hAnsi="微软雅黑" w:hint="eastAsia"/>
-          <w:color w:val="2D3748"/>
-          <w:sz w:val="21"/>
-          <w:szCs w:val="21"/>
-        </w:rPr>
-        <w:t>C++</w:t>
-      </w:r>
-      <w:r>
-        <w:rPr>
-          <w:rFonts w:ascii="微软雅黑" w:eastAsia="微软雅黑" w:hAnsi="微软雅黑" w:hint="eastAsia"/>
-          <w:color w:val="2D3748"/>
-          <w:sz w:val="21"/>
-          <w:szCs w:val="21"/>
-        </w:rPr>
-        <w:t>（入门）</w:t>
-      </w:r>
-    </w:p>
-    <w:p>
-      <w:pPr>
-        <w:pStyle w:val="a4"/>
-        <w:rPr>
-          <w:rFonts w:ascii="微软雅黑" w:eastAsia="微软雅黑" w:hAnsi="微软雅黑" w:hint="eastAsia"/>
-          <w:color w:val="2D3748"/>
-          <w:sz w:val="21"/>
-          <w:szCs w:val="21"/>
-        </w:rPr>
-      </w:pPr>
-      <w:r>
-        <w:rPr>
-          <w:rStyle w:val="skill-cat1"/>
-          <w:rFonts w:ascii="微软雅黑" w:eastAsia="微软雅黑" w:hAnsi="微软雅黑" w:hint="eastAsia"/>
-          <w:sz w:val="21"/>
-          <w:szCs w:val="21"/>
-        </w:rPr>
-        <w:t>嵌入式</w:t>
-      </w:r>
-      <w:r>
-        <w:rPr>
-          <w:rStyle w:val="skill-cat1"/>
-          <w:rFonts w:ascii="微软雅黑" w:eastAsia="微软雅黑" w:hAnsi="微软雅黑" w:hint="eastAsia"/>
-          <w:sz w:val="21"/>
-          <w:szCs w:val="21"/>
-        </w:rPr>
-        <w:t xml:space="preserve"> &amp; </w:t>
-      </w:r>
-      <w:r>
-        <w:rPr>
-          <w:rStyle w:val="skill-cat1"/>
-          <w:rFonts w:ascii="微软雅黑" w:eastAsia="微软雅黑" w:hAnsi="微软雅黑" w:hint="eastAsia"/>
-          <w:sz w:val="21"/>
-          <w:szCs w:val="21"/>
-        </w:rPr>
-        <w:t>硬件：</w:t>
-      </w:r>
-      <w:r>
-        <w:rPr>
-          <w:rFonts w:ascii="微软雅黑" w:eastAsia="微软雅黑" w:hAnsi="微软雅黑" w:hint="eastAsia"/>
-          <w:color w:val="2D3748"/>
-          <w:sz w:val="21"/>
-          <w:szCs w:val="21"/>
-        </w:rPr>
-        <w:t>51</w:t>
-      </w:r>
-      <w:r>
-        <w:rPr>
-          <w:rFonts w:ascii="微软雅黑" w:eastAsia="微软雅黑" w:hAnsi="微软雅黑" w:hint="eastAsia"/>
-          <w:color w:val="2D3748"/>
-          <w:sz w:val="21"/>
-          <w:szCs w:val="21"/>
-        </w:rPr>
-        <w:t>单片机、树莓派、嵌入式系统开发</w:t>
-      </w:r>
-    </w:p>
-    <w:p>
-      <w:pPr>
-        <w:pStyle w:val="a4"/>
-        <w:rPr>
-          <w:rFonts w:ascii="微软雅黑" w:eastAsia="微软雅黑" w:hAnsi="微软雅黑" w:hint="eastAsia"/>
-          <w:color w:val="2D3748"/>
-          <w:sz w:val="21"/>
-          <w:szCs w:val="21"/>
-        </w:rPr>
-      </w:pPr>
-      <w:r>
-        <w:rPr>
-          <w:rStyle w:val="skill-cat1"/>
-          <w:rFonts w:ascii="微软雅黑" w:eastAsia="微软雅黑" w:hAnsi="微软雅黑" w:hint="eastAsia"/>
-          <w:sz w:val="21"/>
-          <w:szCs w:val="21"/>
-        </w:rPr>
-        <w:t>机器视觉</w:t>
-      </w:r>
-      <w:r>
-        <w:rPr>
-          <w:rStyle w:val="skill-cat1"/>
-          <w:rFonts w:ascii="微软雅黑" w:eastAsia="微软雅黑" w:hAnsi="微软雅黑" w:hint="eastAsia"/>
-          <w:sz w:val="21"/>
-          <w:szCs w:val="21"/>
-        </w:rPr>
-        <w:t xml:space="preserve"> &amp; AI</w:t>
-      </w:r>
-      <w:r>
-        <w:rPr>
-          <w:rStyle w:val="skill-cat1"/>
-          <w:rFonts w:ascii="微软雅黑" w:eastAsia="微软雅黑" w:hAnsi="微软雅黑" w:hint="eastAsia"/>
-          <w:sz w:val="21"/>
-          <w:szCs w:val="21"/>
-        </w:rPr>
-        <w:t>：</w:t>
-      </w:r>
-      <w:r>
-        <w:rPr>
-          <w:rFonts w:ascii="微软雅黑" w:eastAsia="微软雅黑" w:hAnsi="微软雅黑" w:hint="eastAsia"/>
-          <w:color w:val="2D3748"/>
-          <w:sz w:val="21"/>
-          <w:szCs w:val="21"/>
-        </w:rPr>
-        <w:t>YOLO</w:t>
-      </w:r>
-      <w:r>
-        <w:rPr>
-          <w:rFonts w:ascii="微软雅黑" w:eastAsia="微软雅黑" w:hAnsi="微软雅黑" w:hint="eastAsia"/>
-          <w:color w:val="2D3748"/>
-          <w:sz w:val="21"/>
-          <w:szCs w:val="21"/>
-        </w:rPr>
-        <w:t>目标检测、图像识别、数据处理、</w:t>
-      </w:r>
-      <w:r>
-        <w:rPr>
-          <w:rFonts w:ascii="微软雅黑" w:eastAsia="微软雅黑" w:hAnsi="微软雅黑" w:hint="eastAsia"/>
-          <w:color w:val="2D3748"/>
-          <w:sz w:val="21"/>
-          <w:szCs w:val="21"/>
-        </w:rPr>
-        <w:t>OpenCV</w:t>
-      </w:r>
-    </w:p>
-    <w:p>
-      <w:pPr>
-        <w:pStyle w:val="a4"/>
-        <w:rPr>
-          <w:rFonts w:ascii="微软雅黑" w:eastAsia="微软雅黑" w:hAnsi="微软雅黑" w:hint="eastAsia"/>
-          <w:color w:val="2D3748"/>
-          <w:sz w:val="21"/>
-          <w:szCs w:val="21"/>
-        </w:rPr>
-      </w:pPr>
-      <w:r>
-        <w:rPr>
-          <w:rStyle w:val="skill-cat1"/>
-          <w:rFonts w:ascii="微软雅黑" w:eastAsia="微软雅黑" w:hAnsi="微软雅黑" w:hint="eastAsia"/>
-          <w:sz w:val="21"/>
-          <w:szCs w:val="21"/>
-        </w:rPr>
-        <w:t>开发工具</w:t>
-      </w:r>
-      <w:r>
-        <w:rPr>
-          <w:rStyle w:val="skill-cat1"/>
-          <w:rFonts w:ascii="微软雅黑" w:eastAsia="微软雅黑" w:hAnsi="微软雅黑" w:hint="eastAsia"/>
-          <w:sz w:val="21"/>
-          <w:szCs w:val="21"/>
-        </w:rPr>
-        <w:t xml:space="preserve"> &amp; </w:t>
-      </w:r>
-      <w:r>
-        <w:rPr>
-          <w:rStyle w:val="skill-cat1"/>
-          <w:rFonts w:ascii="微软雅黑" w:eastAsia="微软雅黑" w:hAnsi="微软雅黑" w:hint="eastAsia"/>
-          <w:sz w:val="21"/>
-          <w:szCs w:val="21"/>
-        </w:rPr>
-        <w:t>效率：</w:t>
-      </w:r>
-      <w:r>
-        <w:rPr>
-          <w:rFonts w:ascii="微软雅黑" w:eastAsia="微软雅黑" w:hAnsi="微软雅黑" w:hint="eastAsia"/>
-          <w:color w:val="2D3748"/>
-          <w:sz w:val="21"/>
-          <w:szCs w:val="21"/>
-        </w:rPr>
-        <w:t>VS Code</w:t>
-      </w:r>
-      <w:r>
-        <w:rPr>
-          <w:rFonts w:ascii="微软雅黑" w:eastAsia="微软雅黑" w:hAnsi="微软雅黑" w:hint="eastAsia"/>
-          <w:color w:val="2D3748"/>
-          <w:sz w:val="21"/>
-          <w:szCs w:val="21"/>
-        </w:rPr>
-        <w:t>、</w:t>
-      </w:r>
-      <w:r>
-        <w:rPr>
-          <w:rFonts w:ascii="微软雅黑" w:eastAsia="微软雅黑" w:hAnsi="微软雅黑" w:hint="eastAsia"/>
-          <w:color w:val="2D3748"/>
-          <w:sz w:val="21"/>
-          <w:szCs w:val="21"/>
-        </w:rPr>
-        <w:t>AI</w:t>
-      </w:r>
-      <w:r>
-        <w:rPr>
-          <w:rFonts w:ascii="微软雅黑" w:eastAsia="微软雅黑" w:hAnsi="微软雅黑" w:hint="eastAsia"/>
-          <w:color w:val="2D3748"/>
-          <w:sz w:val="21"/>
-          <w:szCs w:val="21"/>
-        </w:rPr>
-        <w:t>辅助编程、</w:t>
-      </w:r>
-      <w:r>
-        <w:rPr>
-          <w:rFonts w:ascii="微软雅黑" w:eastAsia="微软雅黑" w:hAnsi="微软雅黑" w:hint="eastAsia"/>
-          <w:color w:val="2D3748"/>
-          <w:sz w:val="21"/>
-          <w:szCs w:val="21"/>
-        </w:rPr>
-        <w:t>Git</w:t>
-      </w:r>
-      <w:r>
-        <w:rPr>
-          <w:rFonts w:ascii="微软雅黑" w:eastAsia="微软雅黑" w:hAnsi="微软雅黑" w:hint="eastAsia"/>
-          <w:color w:val="2D3748"/>
-          <w:sz w:val="21"/>
-          <w:szCs w:val="21"/>
-        </w:rPr>
-        <w:t>、</w:t>
-      </w:r>
-      <w:r>
-        <w:rPr>
-          <w:rFonts w:ascii="微软雅黑" w:eastAsia="微软雅黑" w:hAnsi="微软雅黑" w:hint="eastAsia"/>
-          <w:color w:val="2D3748"/>
-          <w:sz w:val="21"/>
-          <w:szCs w:val="21"/>
-        </w:rPr>
-        <w:t>Linux</w:t>
-      </w:r>
-      <w:r>
-        <w:rPr>
-          <w:rFonts w:ascii="微软雅黑" w:eastAsia="微软雅黑" w:hAnsi="微软雅黑" w:hint="eastAsia"/>
-          <w:color w:val="2D3748"/>
-          <w:sz w:val="21"/>
-          <w:szCs w:val="21"/>
-        </w:rPr>
-        <w:t>基础、环境配置与调试</w:t>
-      </w:r>
-    </w:p>
-    <w:p>
-      <w:pPr>
-        <w:pStyle w:val="2"/>
-        <w:pBdr>
-          <w:bottom w:val="single" w:sz="6" w:space="5" w:color="E2E8F0"/>
-        </w:pBdr>
-        <w:spacing w:before="300" w:beforeAutospacing="0" w:after="180" w:afterAutospacing="0"/>
-        <w:rPr>
-          <w:rFonts w:ascii="微软雅黑" w:eastAsia="微软雅黑" w:hAnsi="微软雅黑" w:hint="eastAsia"/>
-          <w:color w:val="1A3A5C"/>
-          <w:sz w:val="26"/>
-          <w:szCs w:val="26"/>
-        </w:rPr>
-      </w:pPr>
-      <w:r>
-        <w:rPr>
-          <w:rFonts w:ascii="Segoe UI Emoji" w:eastAsia="微软雅黑" w:hAnsi="Segoe UI Emoji" w:cs="Segoe UI Emoji"/>
-          <w:color w:val="1A3A5C"/>
-          <w:sz w:val="26"/>
-          <w:szCs w:val="26"/>
-        </w:rPr>
-        <w:t>🚀</w:t>
-      </w:r>
-      <w:r>
-        <w:rPr>
-          <w:rFonts w:ascii="微软雅黑" w:eastAsia="微软雅黑" w:hAnsi="微软雅黑" w:hint="eastAsia"/>
-          <w:color w:val="1A3A5C"/>
-          <w:sz w:val="26"/>
-          <w:szCs w:val="26"/>
+          <w:b w:val="0"/>
+          <w:bCs w:val="0"/>
+          <w:color w:val="718096"/>
+          <w:sz w:val="14"/>
+          <w:szCs w:val="14"/>
+        </w:rPr>
+        <w:t>科创项目</w:t>
+      </w:r>
+      <w:r>
+        <w:rPr>
+          <w:rFonts w:ascii="微软雅黑" w:eastAsia="微软雅黑" w:hAnsi="微软雅黑" w:hint="eastAsia"/>
+          <w:b w:val="0"/>
+          <w:bCs w:val="0"/>
+          <w:color w:val="718096"/>
+          <w:sz w:val="14"/>
+          <w:szCs w:val="14"/>
         </w:rPr>
         <w:t xml:space="preserve"> </w:t>
       </w:r>
       <w:r>
         <w:rPr>
           <w:rFonts w:ascii="微软雅黑" w:eastAsia="微软雅黑" w:hAnsi="微软雅黑" w:hint="eastAsia"/>
-          <w:color w:val="1A3A5C"/>
-          <w:sz w:val="26"/>
-          <w:szCs w:val="26"/>
-        </w:rPr>
-        <w:t>项目经历</w:t>
-      </w:r>
-    </w:p>
-    <w:p>
-      <w:pPr>
-        <w:pStyle w:val="project-name"/>
-        <w:rPr>
-          <w:rFonts w:ascii="微软雅黑" w:eastAsia="微软雅黑" w:hAnsi="微软雅黑" w:hint="eastAsia"/>
-        </w:rPr>
-      </w:pPr>
-      <w:r>
-        <w:rPr>
-          <w:rFonts w:ascii="微软雅黑" w:eastAsia="微软雅黑" w:hAnsi="微软雅黑" w:hint="eastAsia"/>
-        </w:rPr>
-        <w:t>基于</w:t>
-      </w:r>
-      <w:r>
-        <w:rPr>
-          <w:rFonts w:ascii="微软雅黑" w:eastAsia="微软雅黑" w:hAnsi="微软雅黑" w:hint="eastAsia"/>
-        </w:rPr>
-        <w:t xml:space="preserve"> YOLO </w:t>
-      </w:r>
-      <w:r>
-        <w:rPr>
-          <w:rFonts w:ascii="微软雅黑" w:eastAsia="微软雅黑" w:hAnsi="微软雅黑" w:hint="eastAsia"/>
-        </w:rPr>
-        <w:t>的盲道视觉检测系统</w:t>
-      </w:r>
-    </w:p>
-    <w:p>
-      <w:pPr>
-        <w:pStyle w:val="project-meta"/>
-        <w:rPr>
-          <w:rFonts w:ascii="微软雅黑" w:eastAsia="微软雅黑" w:hAnsi="微软雅黑" w:hint="eastAsia"/>
-        </w:rPr>
-      </w:pPr>
-      <w:r>
-        <w:rPr>
-          <w:rFonts w:ascii="微软雅黑" w:eastAsia="微软雅黑" w:hAnsi="微软雅黑" w:hint="eastAsia"/>
-        </w:rPr>
-        <w:t>科创项目</w:t>
-      </w:r>
-      <w:r>
-        <w:rPr>
-          <w:rFonts w:ascii="微软雅黑" w:eastAsia="微软雅黑" w:hAnsi="微软雅黑" w:hint="eastAsia"/>
+          <w:b w:val="0"/>
+          <w:bCs w:val="0"/>
+          <w:color w:val="718096"/>
+          <w:sz w:val="14"/>
+          <w:szCs w:val="14"/>
+        </w:rPr>
+        <w:t>·</w:t>
+      </w:r>
+      <w:r>
+        <w:rPr>
+          <w:rFonts w:ascii="微软雅黑" w:eastAsia="微软雅黑" w:hAnsi="微软雅黑" w:hint="eastAsia"/>
+          <w:b w:val="0"/>
+          <w:bCs w:val="0"/>
+          <w:color w:val="718096"/>
+          <w:sz w:val="14"/>
+          <w:szCs w:val="14"/>
         </w:rPr>
         <w:t xml:space="preserve"> </w:t>
       </w:r>
       <w:r>
         <w:rPr>
           <w:rFonts w:ascii="微软雅黑" w:eastAsia="微软雅黑" w:hAnsi="微软雅黑" w:hint="eastAsia"/>
-        </w:rPr>
-        <w:t>·</w:t>
-      </w:r>
-      <w:r>
-        <w:rPr>
-          <w:rFonts w:ascii="微软雅黑" w:eastAsia="微软雅黑" w:hAnsi="微软雅黑" w:hint="eastAsia"/>
-        </w:rPr>
-        <w:t xml:space="preserve"> </w:t>
-      </w:r>
-      <w:r>
-        <w:rPr>
-          <w:rFonts w:ascii="微软雅黑" w:eastAsia="微软雅黑" w:hAnsi="微软雅黑" w:hint="eastAsia"/>
+          <w:b w:val="0"/>
+          <w:bCs w:val="0"/>
+          <w:color w:val="718096"/>
+          <w:sz w:val="14"/>
+          <w:szCs w:val="14"/>
         </w:rPr>
         <w:t>核心成员</w:t>
       </w:r>
@@ -1007,20 +905,20 @@
           <w:ilvl w:val="0"/>
           <w:numId w:val="1"/>
         </w:numPr>
-        <w:spacing w:before="100" w:beforeAutospacing="1" w:after="45"/>
+        <w:spacing w:before="100" w:beforeAutospacing="1"/>
         <w:rPr>
           <w:rFonts w:ascii="微软雅黑" w:eastAsia="微软雅黑" w:hAnsi="微软雅黑" w:hint="eastAsia"/>
           <w:color w:val="4A5568"/>
-          <w:sz w:val="21"/>
-          <w:szCs w:val="21"/>
+          <w:sz w:val="15"/>
+          <w:szCs w:val="15"/>
         </w:rPr>
       </w:pPr>
       <w:r>
         <w:rPr>
           <w:rFonts w:ascii="微软雅黑" w:eastAsia="微软雅黑" w:hAnsi="微软雅黑" w:hint="eastAsia"/>
           <w:color w:val="4A5568"/>
-          <w:sz w:val="21"/>
-          <w:szCs w:val="21"/>
+          <w:sz w:val="15"/>
+          <w:szCs w:val="15"/>
         </w:rPr>
         <w:t>使用</w:t>
       </w:r>
@@ -1028,8 +926,8 @@
         <w:rPr>
           <w:rFonts w:ascii="微软雅黑" w:eastAsia="微软雅黑" w:hAnsi="微软雅黑" w:hint="eastAsia"/>
           <w:color w:val="4A5568"/>
-          <w:sz w:val="21"/>
-          <w:szCs w:val="21"/>
+          <w:sz w:val="15"/>
+          <w:szCs w:val="15"/>
         </w:rPr>
         <w:t xml:space="preserve"> YOLO </w:t>
       </w:r>
@@ -1037,10 +935,10 @@
         <w:rPr>
           <w:rFonts w:ascii="微软雅黑" w:eastAsia="微软雅黑" w:hAnsi="微软雅黑" w:hint="eastAsia"/>
           <w:color w:val="4A5568"/>
-          <w:sz w:val="21"/>
-          <w:szCs w:val="21"/>
-        </w:rPr>
-        <w:t>目标检测模型对盲道进行实时视觉识别与状态检测</w:t>
+          <w:sz w:val="15"/>
+          <w:szCs w:val="15"/>
+        </w:rPr>
+        <w:t>目标检测模型对盲道进行实时视觉识别与状态检测，完成模型训练、参数调优与推理部署全流程</w:t>
       </w:r>
     </w:p>
     <w:p>
@@ -1049,99 +947,26 @@
           <w:ilvl w:val="0"/>
           <w:numId w:val="1"/>
         </w:numPr>
-        <w:spacing w:before="100" w:beforeAutospacing="1" w:after="45"/>
+        <w:spacing w:before="100" w:beforeAutospacing="1"/>
         <w:rPr>
           <w:rFonts w:ascii="微软雅黑" w:eastAsia="微软雅黑" w:hAnsi="微软雅黑" w:hint="eastAsia"/>
           <w:color w:val="4A5568"/>
-          <w:sz w:val="21"/>
-          <w:szCs w:val="21"/>
+          <w:sz w:val="15"/>
+          <w:szCs w:val="15"/>
         </w:rPr>
       </w:pPr>
       <w:r>
         <w:rPr>
           <w:rFonts w:ascii="微软雅黑" w:eastAsia="微软雅黑" w:hAnsi="微软雅黑" w:hint="eastAsia"/>
           <w:color w:val="4A5568"/>
-          <w:sz w:val="21"/>
-          <w:szCs w:val="21"/>
-        </w:rPr>
-        <w:t>负责图像数据采集、标注与预处理，构建高质量训练数据集</w:t>
+          <w:sz w:val="15"/>
+          <w:szCs w:val="15"/>
+        </w:rPr>
+        <w:t>负责图像数据采集、标注与预处理构建高质量训练数据集，掌握目标检测、图像识别、数据处理的完整项目链路，具备独立开发、问题排查与落地实操的工程交付能力</w:t>
       </w:r>
     </w:p>
     <w:p>
       <w:pPr>
-        <w:numPr>
-          <w:ilvl w:val="0"/>
-          <w:numId w:val="1"/>
-        </w:numPr>
-        <w:spacing w:before="100" w:beforeAutospacing="1" w:after="45"/>
-        <w:rPr>
-          <w:rFonts w:ascii="微软雅黑" w:eastAsia="微软雅黑" w:hAnsi="微软雅黑" w:hint="eastAsia"/>
-          <w:color w:val="4A5568"/>
-          <w:sz w:val="21"/>
-          <w:szCs w:val="21"/>
-        </w:rPr>
-      </w:pPr>
-      <w:r>
-        <w:rPr>
-          <w:rFonts w:ascii="微软雅黑" w:eastAsia="微软雅黑" w:hAnsi="微软雅黑" w:hint="eastAsia"/>
-          <w:color w:val="4A5568"/>
-          <w:sz w:val="21"/>
-          <w:szCs w:val="21"/>
-        </w:rPr>
-        <w:t>完成模型训练、参数调优与推理部署全流程</w:t>
-      </w:r>
-    </w:p>
-    <w:p>
-      <w:pPr>
-        <w:numPr>
-          <w:ilvl w:val="0"/>
-          <w:numId w:val="1"/>
-        </w:numPr>
-        <w:spacing w:before="100" w:beforeAutospacing="1" w:after="45"/>
-        <w:rPr>
-          <w:rFonts w:ascii="微软雅黑" w:eastAsia="微软雅黑" w:hAnsi="微软雅黑" w:hint="eastAsia"/>
-          <w:color w:val="4A5568"/>
-          <w:sz w:val="21"/>
-          <w:szCs w:val="21"/>
-        </w:rPr>
-      </w:pPr>
-      <w:r>
-        <w:rPr>
-          <w:rFonts w:ascii="微软雅黑" w:eastAsia="微软雅黑" w:hAnsi="微软雅黑" w:hint="eastAsia"/>
-          <w:color w:val="4A5568"/>
-          <w:sz w:val="21"/>
-          <w:szCs w:val="21"/>
-        </w:rPr>
-        <w:lastRenderedPageBreak/>
-        <w:t>掌握目标检测、图像识别、数据处理的完整项目链路</w:t>
-      </w:r>
-    </w:p>
-    <w:p>
-      <w:pPr>
-        <w:numPr>
-          <w:ilvl w:val="0"/>
-          <w:numId w:val="1"/>
-        </w:numPr>
-        <w:spacing w:before="100" w:beforeAutospacing="1" w:after="45"/>
-        <w:rPr>
-          <w:rFonts w:ascii="微软雅黑" w:eastAsia="微软雅黑" w:hAnsi="微软雅黑" w:hint="eastAsia"/>
-          <w:color w:val="4A5568"/>
-          <w:sz w:val="21"/>
-          <w:szCs w:val="21"/>
-        </w:rPr>
-      </w:pPr>
-      <w:r>
-        <w:rPr>
-          <w:rFonts w:ascii="微软雅黑" w:eastAsia="微软雅黑" w:hAnsi="微软雅黑" w:hint="eastAsia"/>
-          <w:color w:val="4A5568"/>
-          <w:sz w:val="21"/>
-          <w:szCs w:val="21"/>
-        </w:rPr>
-        <w:t>具备独立开发、问题排查与落地实操的工程交付能力</w:t>
-      </w:r>
-    </w:p>
-    <w:p>
-      <w:pPr>
         <w:pStyle w:val="project-name"/>
         <w:rPr>
           <w:rFonts w:ascii="微软雅黑" w:eastAsia="微软雅黑" w:hAnsi="微软雅黑" w:hint="eastAsia"/>
@@ -1153,17 +978,20 @@
         </w:rPr>
         <w:t>嵌入式系统开发实践</w:t>
       </w:r>
-    </w:p>
-    <w:p>
-      <w:pPr>
-        <w:pStyle w:val="project-meta"/>
-        <w:rPr>
-          <w:rFonts w:ascii="微软雅黑" w:eastAsia="微软雅黑" w:hAnsi="微软雅黑" w:hint="eastAsia"/>
-        </w:rPr>
-      </w:pPr>
-      <w:r>
-        <w:rPr>
-          <w:rFonts w:ascii="微软雅黑" w:eastAsia="微软雅黑" w:hAnsi="微软雅黑" w:hint="eastAsia"/>
+      <w:r>
+        <w:rPr>
+          <w:rFonts w:ascii="微软雅黑" w:eastAsia="微软雅黑" w:hAnsi="微软雅黑" w:hint="eastAsia"/>
+        </w:rPr>
+        <w:t xml:space="preserve"> </w:t>
+      </w:r>
+      <w:r>
+        <w:rPr>
+          <w:rFonts w:ascii="微软雅黑" w:eastAsia="微软雅黑" w:hAnsi="微软雅黑" w:hint="eastAsia"/>
+          <w:b w:val="0"/>
+          <w:bCs w:val="0"/>
+          <w:color w:val="718096"/>
+          <w:sz w:val="14"/>
+          <w:szCs w:val="14"/>
         </w:rPr>
         <w:t>个人项目</w:t>
       </w:r>
@@ -1174,20 +1002,20 @@
           <w:ilvl w:val="0"/>
           <w:numId w:val="2"/>
         </w:numPr>
-        <w:spacing w:before="100" w:beforeAutospacing="1" w:after="45"/>
+        <w:spacing w:before="100" w:beforeAutospacing="1"/>
         <w:rPr>
           <w:rFonts w:ascii="微软雅黑" w:eastAsia="微软雅黑" w:hAnsi="微软雅黑" w:hint="eastAsia"/>
           <w:color w:val="4A5568"/>
-          <w:sz w:val="21"/>
-          <w:szCs w:val="21"/>
+          <w:sz w:val="15"/>
+          <w:szCs w:val="15"/>
         </w:rPr>
       </w:pPr>
       <w:r>
         <w:rPr>
           <w:rFonts w:ascii="微软雅黑" w:eastAsia="微软雅黑" w:hAnsi="微软雅黑" w:hint="eastAsia"/>
           <w:color w:val="4A5568"/>
-          <w:sz w:val="21"/>
-          <w:szCs w:val="21"/>
+          <w:sz w:val="15"/>
+          <w:szCs w:val="15"/>
         </w:rPr>
         <w:t>基于</w:t>
       </w:r>
@@ -1195,8 +1023,8 @@
         <w:rPr>
           <w:rFonts w:ascii="微软雅黑" w:eastAsia="微软雅黑" w:hAnsi="微软雅黑" w:hint="eastAsia"/>
           <w:color w:val="4A5568"/>
-          <w:sz w:val="21"/>
-          <w:szCs w:val="21"/>
+          <w:sz w:val="15"/>
+          <w:szCs w:val="15"/>
         </w:rPr>
         <w:t xml:space="preserve"> 51 </w:t>
       </w:r>
@@ -1204,98 +1032,50 @@
         <w:rPr>
           <w:rFonts w:ascii="微软雅黑" w:eastAsia="微软雅黑" w:hAnsi="微软雅黑" w:hint="eastAsia"/>
           <w:color w:val="4A5568"/>
-          <w:sz w:val="21"/>
-          <w:szCs w:val="21"/>
-        </w:rPr>
-        <w:t>单片机完成外设驱动开发与传感器数据采集</w:t>
+          <w:sz w:val="15"/>
+          <w:szCs w:val="15"/>
+        </w:rPr>
+        <w:t>单片机完成外设驱动开发与传感器数据采集；使用树莓派搭建嵌入式</w:t>
+      </w:r>
+      <w:r>
+        <w:rPr>
+          <w:rFonts w:ascii="微软雅黑" w:eastAsia="微软雅黑" w:hAnsi="微软雅黑" w:hint="eastAsia"/>
+          <w:color w:val="4A5568"/>
+          <w:sz w:val="15"/>
+          <w:szCs w:val="15"/>
+        </w:rPr>
+        <w:t xml:space="preserve"> Linux </w:t>
+      </w:r>
+      <w:r>
+        <w:rPr>
+          <w:rFonts w:ascii="微软雅黑" w:eastAsia="微软雅黑" w:hAnsi="微软雅黑" w:hint="eastAsia"/>
+          <w:color w:val="4A5568"/>
+          <w:sz w:val="15"/>
+          <w:szCs w:val="15"/>
+        </w:rPr>
+        <w:t>开发环境完成软硬件联调，积累了从底层硬件到上层应用的全栈式嵌入式开发经验</w:t>
       </w:r>
     </w:p>
     <w:p>
       <w:pPr>
-        <w:numPr>
-          <w:ilvl w:val="0"/>
-          <w:numId w:val="2"/>
-        </w:numPr>
-        <w:spacing w:before="100" w:beforeAutospacing="1" w:after="45"/>
-        <w:rPr>
-          <w:rFonts w:ascii="微软雅黑" w:eastAsia="微软雅黑" w:hAnsi="微软雅黑" w:hint="eastAsia"/>
-          <w:color w:val="4A5568"/>
-          <w:sz w:val="21"/>
-          <w:szCs w:val="21"/>
-        </w:rPr>
-      </w:pPr>
-      <w:r>
-        <w:rPr>
-          <w:rFonts w:ascii="微软雅黑" w:eastAsia="微软雅黑" w:hAnsi="微软雅黑" w:hint="eastAsia"/>
-          <w:color w:val="4A5568"/>
-          <w:sz w:val="21"/>
-          <w:szCs w:val="21"/>
-        </w:rPr>
-        <w:t>使用树莓派搭建嵌入式</w:t>
-      </w:r>
-      <w:r>
-        <w:rPr>
-          <w:rFonts w:ascii="微软雅黑" w:eastAsia="微软雅黑" w:hAnsi="微软雅黑" w:hint="eastAsia"/>
-          <w:color w:val="4A5568"/>
-          <w:sz w:val="21"/>
-          <w:szCs w:val="21"/>
-        </w:rPr>
-        <w:t xml:space="preserve"> Linux </w:t>
-      </w:r>
-      <w:r>
-        <w:rPr>
-          <w:rFonts w:ascii="微软雅黑" w:eastAsia="微软雅黑" w:hAnsi="微软雅黑" w:hint="eastAsia"/>
-          <w:color w:val="4A5568"/>
-          <w:sz w:val="21"/>
-          <w:szCs w:val="21"/>
-        </w:rPr>
-        <w:t>开发环境，完成软硬件联调</w:t>
-      </w:r>
-    </w:p>
-    <w:p>
-      <w:pPr>
-        <w:numPr>
-          <w:ilvl w:val="0"/>
-          <w:numId w:val="2"/>
-        </w:numPr>
-        <w:spacing w:before="100" w:beforeAutospacing="1" w:after="45"/>
-        <w:rPr>
-          <w:rFonts w:ascii="微软雅黑" w:eastAsia="微软雅黑" w:hAnsi="微软雅黑" w:hint="eastAsia"/>
-          <w:color w:val="4A5568"/>
-          <w:sz w:val="21"/>
-          <w:szCs w:val="21"/>
-        </w:rPr>
-      </w:pPr>
-      <w:r>
-        <w:rPr>
-          <w:rFonts w:ascii="微软雅黑" w:eastAsia="微软雅黑" w:hAnsi="微软雅黑" w:hint="eastAsia"/>
-          <w:color w:val="4A5568"/>
-          <w:sz w:val="21"/>
-          <w:szCs w:val="21"/>
-        </w:rPr>
-        <w:t>积累了从底层硬件到上层应用的全栈式嵌入式开发经验</w:t>
-      </w:r>
-    </w:p>
-    <w:p>
-      <w:pPr>
         <w:pStyle w:val="2"/>
         <w:pBdr>
-          <w:bottom w:val="single" w:sz="6" w:space="5" w:color="E2E8F0"/>
+          <w:bottom w:val="single" w:sz="4" w:space="2" w:color="E2E8F0"/>
         </w:pBdr>
-        <w:spacing w:before="300" w:beforeAutospacing="0" w:after="180" w:afterAutospacing="0"/>
+        <w:spacing w:before="105" w:beforeAutospacing="0" w:after="60" w:afterAutospacing="0"/>
         <w:rPr>
           <w:rFonts w:ascii="微软雅黑" w:eastAsia="微软雅黑" w:hAnsi="微软雅黑" w:hint="eastAsia"/>
           <w:color w:val="1A3A5C"/>
-          <w:sz w:val="26"/>
-          <w:szCs w:val="26"/>
+          <w:sz w:val="19"/>
+          <w:szCs w:val="19"/>
         </w:rPr>
       </w:pPr>
       <w:r>
         <w:rPr>
           <w:rFonts w:ascii="Segoe UI Emoji" w:eastAsia="微软雅黑" w:hAnsi="Segoe UI Emoji" w:cs="Segoe UI Emoji"/>
           <w:color w:val="1A3A5C"/>
-          <w:sz w:val="26"/>
-          <w:szCs w:val="26"/>
+          <w:sz w:val="19"/>
+          <w:szCs w:val="19"/>
         </w:rPr>
         <w:t>⭐</w:t>
       </w:r>
@@ -1303,8 +1083,8 @@
         <w:rPr>
           <w:rFonts w:ascii="微软雅黑" w:eastAsia="微软雅黑" w:hAnsi="微软雅黑" w:hint="eastAsia"/>
           <w:color w:val="1A3A5C"/>
-          <w:sz w:val="26"/>
-          <w:szCs w:val="26"/>
+          <w:sz w:val="19"/>
+          <w:szCs w:val="19"/>
         </w:rPr>
         <w:t xml:space="preserve"> </w:t>
       </w:r>
@@ -1312,8 +1092,8 @@
         <w:rPr>
           <w:rFonts w:ascii="微软雅黑" w:eastAsia="微软雅黑" w:hAnsi="微软雅黑" w:hint="eastAsia"/>
           <w:color w:val="1A3A5C"/>
-          <w:sz w:val="26"/>
-          <w:szCs w:val="26"/>
+          <w:sz w:val="19"/>
+          <w:szCs w:val="19"/>
         </w:rPr>
         <w:t>核心优势</w:t>
       </w:r>
@@ -1330,18 +1110,18 @@
         <w:tblLook w:val="04A0" w:firstRow="1" w:lastRow="0" w:firstColumn="1" w:lastColumn="0" w:noHBand="0" w:noVBand="1"/>
       </w:tblPr>
       <w:tblGrid>
-        <w:gridCol w:w="4533"/>
-        <w:gridCol w:w="4533"/>
+        <w:gridCol w:w="5103"/>
+        <w:gridCol w:w="5103"/>
       </w:tblGrid>
       <w:tr>
         <w:tc>
           <w:tcPr>
             <w:tcW w:w="2500" w:type="pct"/>
             <w:tcMar>
-              <w:top w:w="90" w:type="dxa"/>
-              <w:left w:w="150" w:type="dxa"/>
-              <w:bottom w:w="90" w:type="dxa"/>
-              <w:right w:w="150" w:type="dxa"/>
+              <w:top w:w="15" w:type="dxa"/>
+              <w:left w:w="90" w:type="dxa"/>
+              <w:bottom w:w="15" w:type="dxa"/>
+              <w:right w:w="90" w:type="dxa"/>
             </w:tcMar>
             <w:vAlign w:val="center"/>
             <w:hideMark/>
@@ -1351,16 +1131,16 @@
               <w:rPr>
                 <w:rFonts w:ascii="微软雅黑" w:eastAsia="微软雅黑" w:hAnsi="微软雅黑" w:hint="eastAsia"/>
                 <w:color w:val="4A5568"/>
-                <w:sz w:val="20"/>
-                <w:szCs w:val="20"/>
+                <w:sz w:val="15"/>
+                <w:szCs w:val="15"/>
               </w:rPr>
             </w:pPr>
             <w:r>
               <w:rPr>
                 <w:rFonts w:ascii="微软雅黑" w:eastAsia="微软雅黑" w:hAnsi="微软雅黑" w:hint="eastAsia"/>
                 <w:color w:val="4A5568"/>
-                <w:sz w:val="20"/>
-                <w:szCs w:val="20"/>
+                <w:sz w:val="15"/>
+                <w:szCs w:val="15"/>
               </w:rPr>
               <w:t>●</w:t>
             </w:r>
@@ -1368,18 +1148,18 @@
               <w:rPr>
                 <w:rFonts w:ascii="微软雅黑" w:eastAsia="微软雅黑" w:hAnsi="微软雅黑" w:hint="eastAsia"/>
                 <w:color w:val="4A5568"/>
-                <w:sz w:val="20"/>
-                <w:szCs w:val="20"/>
+                <w:sz w:val="15"/>
+                <w:szCs w:val="15"/>
               </w:rPr>
               <w:t xml:space="preserve"> </w:t>
             </w:r>
             <w:r>
               <w:rPr>
-                <w:rStyle w:val="a3"/>
-                <w:rFonts w:ascii="微软雅黑" w:eastAsia="微软雅黑" w:hAnsi="微软雅黑" w:hint="eastAsia"/>
-                <w:color w:val="4A5568"/>
-                <w:sz w:val="20"/>
-                <w:szCs w:val="20"/>
+                <w:rStyle w:val="a4"/>
+                <w:rFonts w:ascii="微软雅黑" w:eastAsia="微软雅黑" w:hAnsi="微软雅黑" w:hint="eastAsia"/>
+                <w:color w:val="4A5568"/>
+                <w:sz w:val="15"/>
+                <w:szCs w:val="15"/>
               </w:rPr>
               <w:t>自主学习力</w:t>
             </w:r>
@@ -1387,8 +1167,8 @@
               <w:rPr>
                 <w:rFonts w:ascii="微软雅黑" w:eastAsia="微软雅黑" w:hAnsi="微软雅黑" w:hint="eastAsia"/>
                 <w:color w:val="4A5568"/>
-                <w:sz w:val="20"/>
-                <w:szCs w:val="20"/>
+                <w:sz w:val="15"/>
+                <w:szCs w:val="15"/>
               </w:rPr>
               <w:t xml:space="preserve"> </w:t>
             </w:r>
@@ -1396,8 +1176,8 @@
               <w:rPr>
                 <w:rFonts w:ascii="微软雅黑" w:eastAsia="微软雅黑" w:hAnsi="微软雅黑" w:hint="eastAsia"/>
                 <w:color w:val="4A5568"/>
-                <w:sz w:val="20"/>
-                <w:szCs w:val="20"/>
+                <w:sz w:val="15"/>
+                <w:szCs w:val="15"/>
               </w:rPr>
               <w:t>—</w:t>
             </w:r>
@@ -1405,8 +1185,8 @@
               <w:rPr>
                 <w:rFonts w:ascii="微软雅黑" w:eastAsia="微软雅黑" w:hAnsi="微软雅黑" w:hint="eastAsia"/>
                 <w:color w:val="4A5568"/>
-                <w:sz w:val="20"/>
-                <w:szCs w:val="20"/>
+                <w:sz w:val="15"/>
+                <w:szCs w:val="15"/>
               </w:rPr>
               <w:t xml:space="preserve"> </w:t>
             </w:r>
@@ -1414,8 +1194,8 @@
               <w:rPr>
                 <w:rFonts w:ascii="微软雅黑" w:eastAsia="微软雅黑" w:hAnsi="微软雅黑" w:hint="eastAsia"/>
                 <w:color w:val="4A5568"/>
-                <w:sz w:val="20"/>
-                <w:szCs w:val="20"/>
+                <w:sz w:val="15"/>
+                <w:szCs w:val="15"/>
               </w:rPr>
               <w:t>不局限课本，主动深耕前沿技术领域，远超同年级进度</w:t>
             </w:r>
@@ -1425,10 +1205,10 @@
           <w:tcPr>
             <w:tcW w:w="2500" w:type="pct"/>
             <w:tcMar>
-              <w:top w:w="90" w:type="dxa"/>
-              <w:left w:w="150" w:type="dxa"/>
-              <w:bottom w:w="90" w:type="dxa"/>
-              <w:right w:w="150" w:type="dxa"/>
+              <w:top w:w="15" w:type="dxa"/>
+              <w:left w:w="90" w:type="dxa"/>
+              <w:bottom w:w="15" w:type="dxa"/>
+              <w:right w:w="90" w:type="dxa"/>
             </w:tcMar>
             <w:vAlign w:val="center"/>
             <w:hideMark/>
@@ -1438,16 +1218,16 @@
               <w:rPr>
                 <w:rFonts w:ascii="微软雅黑" w:eastAsia="微软雅黑" w:hAnsi="微软雅黑" w:hint="eastAsia"/>
                 <w:color w:val="4A5568"/>
-                <w:sz w:val="20"/>
-                <w:szCs w:val="20"/>
+                <w:sz w:val="15"/>
+                <w:szCs w:val="15"/>
               </w:rPr>
             </w:pPr>
             <w:r>
               <w:rPr>
                 <w:rFonts w:ascii="微软雅黑" w:eastAsia="微软雅黑" w:hAnsi="微软雅黑" w:hint="eastAsia"/>
                 <w:color w:val="4A5568"/>
-                <w:sz w:val="20"/>
-                <w:szCs w:val="20"/>
+                <w:sz w:val="15"/>
+                <w:szCs w:val="15"/>
               </w:rPr>
               <w:t>●</w:t>
             </w:r>
@@ -1455,18 +1235,18 @@
               <w:rPr>
                 <w:rFonts w:ascii="微软雅黑" w:eastAsia="微软雅黑" w:hAnsi="微软雅黑" w:hint="eastAsia"/>
                 <w:color w:val="4A5568"/>
-                <w:sz w:val="20"/>
-                <w:szCs w:val="20"/>
+                <w:sz w:val="15"/>
+                <w:szCs w:val="15"/>
               </w:rPr>
               <w:t xml:space="preserve"> </w:t>
             </w:r>
             <w:r>
               <w:rPr>
-                <w:rStyle w:val="a3"/>
-                <w:rFonts w:ascii="微软雅黑" w:eastAsia="微软雅黑" w:hAnsi="微软雅黑" w:hint="eastAsia"/>
-                <w:color w:val="4A5568"/>
-                <w:sz w:val="20"/>
-                <w:szCs w:val="20"/>
+                <w:rStyle w:val="a4"/>
+                <w:rFonts w:ascii="微软雅黑" w:eastAsia="微软雅黑" w:hAnsi="微软雅黑" w:hint="eastAsia"/>
+                <w:color w:val="4A5568"/>
+                <w:sz w:val="15"/>
+                <w:szCs w:val="15"/>
               </w:rPr>
               <w:t>项目实战经验</w:t>
             </w:r>
@@ -1474,8 +1254,8 @@
               <w:rPr>
                 <w:rFonts w:ascii="微软雅黑" w:eastAsia="微软雅黑" w:hAnsi="微软雅黑" w:hint="eastAsia"/>
                 <w:color w:val="4A5568"/>
-                <w:sz w:val="20"/>
-                <w:szCs w:val="20"/>
+                <w:sz w:val="15"/>
+                <w:szCs w:val="15"/>
               </w:rPr>
               <w:t xml:space="preserve"> </w:t>
             </w:r>
@@ -1483,8 +1263,8 @@
               <w:rPr>
                 <w:rFonts w:ascii="微软雅黑" w:eastAsia="微软雅黑" w:hAnsi="微软雅黑" w:hint="eastAsia"/>
                 <w:color w:val="4A5568"/>
-                <w:sz w:val="20"/>
-                <w:szCs w:val="20"/>
+                <w:sz w:val="15"/>
+                <w:szCs w:val="15"/>
               </w:rPr>
               <w:t>—</w:t>
             </w:r>
@@ -1492,8 +1272,8 @@
               <w:rPr>
                 <w:rFonts w:ascii="微软雅黑" w:eastAsia="微软雅黑" w:hAnsi="微软雅黑" w:hint="eastAsia"/>
                 <w:color w:val="4A5568"/>
-                <w:sz w:val="20"/>
-                <w:szCs w:val="20"/>
+                <w:sz w:val="15"/>
+                <w:szCs w:val="15"/>
               </w:rPr>
               <w:t xml:space="preserve"> </w:t>
             </w:r>
@@ -1501,8 +1281,8 @@
               <w:rPr>
                 <w:rFonts w:ascii="微软雅黑" w:eastAsia="微软雅黑" w:hAnsi="微软雅黑" w:hint="eastAsia"/>
                 <w:color w:val="4A5568"/>
-                <w:sz w:val="20"/>
-                <w:szCs w:val="20"/>
+                <w:sz w:val="15"/>
+                <w:szCs w:val="15"/>
               </w:rPr>
               <w:t>大一即拥有真实科创项目经历，软硬件结合开发</w:t>
             </w:r>
@@ -1514,10 +1294,10 @@
           <w:tcPr>
             <w:tcW w:w="2500" w:type="pct"/>
             <w:tcMar>
-              <w:top w:w="90" w:type="dxa"/>
-              <w:left w:w="150" w:type="dxa"/>
-              <w:bottom w:w="90" w:type="dxa"/>
-              <w:right w:w="150" w:type="dxa"/>
+              <w:top w:w="15" w:type="dxa"/>
+              <w:left w:w="90" w:type="dxa"/>
+              <w:bottom w:w="15" w:type="dxa"/>
+              <w:right w:w="90" w:type="dxa"/>
             </w:tcMar>
             <w:vAlign w:val="center"/>
             <w:hideMark/>
@@ -1527,16 +1307,16 @@
               <w:rPr>
                 <w:rFonts w:ascii="微软雅黑" w:eastAsia="微软雅黑" w:hAnsi="微软雅黑" w:hint="eastAsia"/>
                 <w:color w:val="4A5568"/>
-                <w:sz w:val="20"/>
-                <w:szCs w:val="20"/>
+                <w:sz w:val="15"/>
+                <w:szCs w:val="15"/>
               </w:rPr>
             </w:pPr>
             <w:r>
               <w:rPr>
                 <w:rFonts w:ascii="微软雅黑" w:eastAsia="微软雅黑" w:hAnsi="微软雅黑" w:hint="eastAsia"/>
                 <w:color w:val="4A5568"/>
-                <w:sz w:val="20"/>
-                <w:szCs w:val="20"/>
+                <w:sz w:val="15"/>
+                <w:szCs w:val="15"/>
               </w:rPr>
               <w:t>●</w:t>
             </w:r>
@@ -1544,18 +1324,18 @@
               <w:rPr>
                 <w:rFonts w:ascii="微软雅黑" w:eastAsia="微软雅黑" w:hAnsi="微软雅黑" w:hint="eastAsia"/>
                 <w:color w:val="4A5568"/>
-                <w:sz w:val="20"/>
-                <w:szCs w:val="20"/>
+                <w:sz w:val="15"/>
+                <w:szCs w:val="15"/>
               </w:rPr>
               <w:t xml:space="preserve"> </w:t>
             </w:r>
             <w:r>
               <w:rPr>
-                <w:rStyle w:val="a3"/>
-                <w:rFonts w:ascii="微软雅黑" w:eastAsia="微软雅黑" w:hAnsi="微软雅黑" w:hint="eastAsia"/>
-                <w:color w:val="4A5568"/>
-                <w:sz w:val="20"/>
-                <w:szCs w:val="20"/>
+                <w:rStyle w:val="a4"/>
+                <w:rFonts w:ascii="微软雅黑" w:eastAsia="微软雅黑" w:hAnsi="微软雅黑" w:hint="eastAsia"/>
+                <w:color w:val="4A5568"/>
+                <w:sz w:val="15"/>
+                <w:szCs w:val="15"/>
               </w:rPr>
               <w:t>极致严谨</w:t>
             </w:r>
@@ -1563,8 +1343,8 @@
               <w:rPr>
                 <w:rFonts w:ascii="微软雅黑" w:eastAsia="微软雅黑" w:hAnsi="微软雅黑" w:hint="eastAsia"/>
                 <w:color w:val="4A5568"/>
-                <w:sz w:val="20"/>
-                <w:szCs w:val="20"/>
+                <w:sz w:val="15"/>
+                <w:szCs w:val="15"/>
               </w:rPr>
               <w:t xml:space="preserve"> </w:t>
             </w:r>
@@ -1572,8 +1352,8 @@
               <w:rPr>
                 <w:rFonts w:ascii="微软雅黑" w:eastAsia="微软雅黑" w:hAnsi="微软雅黑" w:hint="eastAsia"/>
                 <w:color w:val="4A5568"/>
-                <w:sz w:val="20"/>
-                <w:szCs w:val="20"/>
+                <w:sz w:val="15"/>
+                <w:szCs w:val="15"/>
               </w:rPr>
               <w:t>—</w:t>
             </w:r>
@@ -1581,8 +1361,8 @@
               <w:rPr>
                 <w:rFonts w:ascii="微软雅黑" w:eastAsia="微软雅黑" w:hAnsi="微软雅黑" w:hint="eastAsia"/>
                 <w:color w:val="4A5568"/>
-                <w:sz w:val="20"/>
-                <w:szCs w:val="20"/>
+                <w:sz w:val="15"/>
+                <w:szCs w:val="15"/>
               </w:rPr>
               <w:t xml:space="preserve"> </w:t>
             </w:r>
@@ -1590,8 +1370,8 @@
               <w:rPr>
                 <w:rFonts w:ascii="微软雅黑" w:eastAsia="微软雅黑" w:hAnsi="微软雅黑" w:hint="eastAsia"/>
                 <w:color w:val="4A5568"/>
-                <w:sz w:val="20"/>
-                <w:szCs w:val="20"/>
+                <w:sz w:val="15"/>
+                <w:szCs w:val="15"/>
               </w:rPr>
               <w:t>对代码规范、数据精度、文档格式有严苛标准</w:t>
             </w:r>
@@ -1601,10 +1381,10 @@
           <w:tcPr>
             <w:tcW w:w="2500" w:type="pct"/>
             <w:tcMar>
-              <w:top w:w="90" w:type="dxa"/>
-              <w:left w:w="150" w:type="dxa"/>
-              <w:bottom w:w="90" w:type="dxa"/>
-              <w:right w:w="150" w:type="dxa"/>
+              <w:top w:w="15" w:type="dxa"/>
+              <w:left w:w="90" w:type="dxa"/>
+              <w:bottom w:w="15" w:type="dxa"/>
+              <w:right w:w="90" w:type="dxa"/>
             </w:tcMar>
             <w:vAlign w:val="center"/>
             <w:hideMark/>
@@ -1614,16 +1394,16 @@
               <w:rPr>
                 <w:rFonts w:ascii="微软雅黑" w:eastAsia="微软雅黑" w:hAnsi="微软雅黑" w:hint="eastAsia"/>
                 <w:color w:val="4A5568"/>
-                <w:sz w:val="20"/>
-                <w:szCs w:val="20"/>
+                <w:sz w:val="15"/>
+                <w:szCs w:val="15"/>
               </w:rPr>
             </w:pPr>
             <w:r>
               <w:rPr>
                 <w:rFonts w:ascii="微软雅黑" w:eastAsia="微软雅黑" w:hAnsi="微软雅黑" w:hint="eastAsia"/>
                 <w:color w:val="4A5568"/>
-                <w:sz w:val="20"/>
-                <w:szCs w:val="20"/>
+                <w:sz w:val="15"/>
+                <w:szCs w:val="15"/>
               </w:rPr>
               <w:t>●</w:t>
             </w:r>
@@ -1631,18 +1411,18 @@
               <w:rPr>
                 <w:rFonts w:ascii="微软雅黑" w:eastAsia="微软雅黑" w:hAnsi="微软雅黑" w:hint="eastAsia"/>
                 <w:color w:val="4A5568"/>
-                <w:sz w:val="20"/>
-                <w:szCs w:val="20"/>
+                <w:sz w:val="15"/>
+                <w:szCs w:val="15"/>
               </w:rPr>
               <w:t xml:space="preserve"> </w:t>
             </w:r>
             <w:r>
               <w:rPr>
-                <w:rStyle w:val="a3"/>
-                <w:rFonts w:ascii="微软雅黑" w:eastAsia="微软雅黑" w:hAnsi="微软雅黑" w:hint="eastAsia"/>
-                <w:color w:val="4A5568"/>
-                <w:sz w:val="20"/>
-                <w:szCs w:val="20"/>
+                <w:rStyle w:val="a4"/>
+                <w:rFonts w:ascii="微软雅黑" w:eastAsia="微软雅黑" w:hAnsi="微软雅黑" w:hint="eastAsia"/>
+                <w:color w:val="4A5568"/>
+                <w:sz w:val="15"/>
+                <w:szCs w:val="15"/>
               </w:rPr>
               <w:t>快速上手能力</w:t>
             </w:r>
@@ -1650,8 +1430,8 @@
               <w:rPr>
                 <w:rFonts w:ascii="微软雅黑" w:eastAsia="微软雅黑" w:hAnsi="微软雅黑" w:hint="eastAsia"/>
                 <w:color w:val="4A5568"/>
-                <w:sz w:val="20"/>
-                <w:szCs w:val="20"/>
+                <w:sz w:val="15"/>
+                <w:szCs w:val="15"/>
               </w:rPr>
               <w:t xml:space="preserve"> </w:t>
             </w:r>
@@ -1659,8 +1439,8 @@
               <w:rPr>
                 <w:rFonts w:ascii="微软雅黑" w:eastAsia="微软雅黑" w:hAnsi="微软雅黑" w:hint="eastAsia"/>
                 <w:color w:val="4A5568"/>
-                <w:sz w:val="20"/>
-                <w:szCs w:val="20"/>
+                <w:sz w:val="15"/>
+                <w:szCs w:val="15"/>
               </w:rPr>
               <w:t>—</w:t>
             </w:r>
@@ -1668,8 +1448,8 @@
               <w:rPr>
                 <w:rFonts w:ascii="微软雅黑" w:eastAsia="微软雅黑" w:hAnsi="微软雅黑" w:hint="eastAsia"/>
                 <w:color w:val="4A5568"/>
-                <w:sz w:val="20"/>
-                <w:szCs w:val="20"/>
+                <w:sz w:val="15"/>
+                <w:szCs w:val="15"/>
               </w:rPr>
               <w:t xml:space="preserve"> </w:t>
             </w:r>
@@ -1677,8 +1457,8 @@
               <w:rPr>
                 <w:rFonts w:ascii="微软雅黑" w:eastAsia="微软雅黑" w:hAnsi="微软雅黑" w:hint="eastAsia"/>
                 <w:color w:val="4A5568"/>
-                <w:sz w:val="20"/>
-                <w:szCs w:val="20"/>
+                <w:sz w:val="15"/>
+                <w:szCs w:val="15"/>
               </w:rPr>
               <w:t>学习效率高，新技术、新项目上手速度快</w:t>
             </w:r>
@@ -1690,10 +1470,10 @@
           <w:tcPr>
             <w:tcW w:w="2500" w:type="pct"/>
             <w:tcMar>
-              <w:top w:w="90" w:type="dxa"/>
-              <w:left w:w="150" w:type="dxa"/>
-              <w:bottom w:w="90" w:type="dxa"/>
-              <w:right w:w="150" w:type="dxa"/>
+              <w:top w:w="15" w:type="dxa"/>
+              <w:left w:w="90" w:type="dxa"/>
+              <w:bottom w:w="15" w:type="dxa"/>
+              <w:right w:w="90" w:type="dxa"/>
             </w:tcMar>
             <w:vAlign w:val="center"/>
             <w:hideMark/>
@@ -1703,16 +1483,16 @@
               <w:rPr>
                 <w:rFonts w:ascii="微软雅黑" w:eastAsia="微软雅黑" w:hAnsi="微软雅黑" w:hint="eastAsia"/>
                 <w:color w:val="4A5568"/>
-                <w:sz w:val="20"/>
-                <w:szCs w:val="20"/>
+                <w:sz w:val="15"/>
+                <w:szCs w:val="15"/>
               </w:rPr>
             </w:pPr>
             <w:r>
               <w:rPr>
                 <w:rFonts w:ascii="微软雅黑" w:eastAsia="微软雅黑" w:hAnsi="微软雅黑" w:hint="eastAsia"/>
                 <w:color w:val="4A5568"/>
-                <w:sz w:val="20"/>
-                <w:szCs w:val="20"/>
+                <w:sz w:val="15"/>
+                <w:szCs w:val="15"/>
               </w:rPr>
               <w:t>●</w:t>
             </w:r>
@@ -1720,18 +1500,18 @@
               <w:rPr>
                 <w:rFonts w:ascii="微软雅黑" w:eastAsia="微软雅黑" w:hAnsi="微软雅黑" w:hint="eastAsia"/>
                 <w:color w:val="4A5568"/>
-                <w:sz w:val="20"/>
-                <w:szCs w:val="20"/>
+                <w:sz w:val="15"/>
+                <w:szCs w:val="15"/>
               </w:rPr>
               <w:t xml:space="preserve"> </w:t>
             </w:r>
             <w:r>
               <w:rPr>
-                <w:rStyle w:val="a3"/>
-                <w:rFonts w:ascii="微软雅黑" w:eastAsia="微软雅黑" w:hAnsi="微软雅黑" w:hint="eastAsia"/>
-                <w:color w:val="4A5568"/>
-                <w:sz w:val="20"/>
-                <w:szCs w:val="20"/>
+                <w:rStyle w:val="a4"/>
+                <w:rFonts w:ascii="微软雅黑" w:eastAsia="微软雅黑" w:hAnsi="微软雅黑" w:hint="eastAsia"/>
+                <w:color w:val="4A5568"/>
+                <w:sz w:val="15"/>
+                <w:szCs w:val="15"/>
               </w:rPr>
               <w:t>深度思考型</w:t>
             </w:r>
@@ -1739,8 +1519,8 @@
               <w:rPr>
                 <w:rFonts w:ascii="微软雅黑" w:eastAsia="微软雅黑" w:hAnsi="微软雅黑" w:hint="eastAsia"/>
                 <w:color w:val="4A5568"/>
-                <w:sz w:val="20"/>
-                <w:szCs w:val="20"/>
+                <w:sz w:val="15"/>
+                <w:szCs w:val="15"/>
               </w:rPr>
               <w:t xml:space="preserve"> </w:t>
             </w:r>
@@ -1748,8 +1528,8 @@
               <w:rPr>
                 <w:rFonts w:ascii="微软雅黑" w:eastAsia="微软雅黑" w:hAnsi="微软雅黑" w:hint="eastAsia"/>
                 <w:color w:val="4A5568"/>
-                <w:sz w:val="20"/>
-                <w:szCs w:val="20"/>
+                <w:sz w:val="15"/>
+                <w:szCs w:val="15"/>
               </w:rPr>
               <w:t>—</w:t>
             </w:r>
@@ -1757,8 +1537,8 @@
               <w:rPr>
                 <w:rFonts w:ascii="微软雅黑" w:eastAsia="微软雅黑" w:hAnsi="微软雅黑" w:hint="eastAsia"/>
                 <w:color w:val="4A5568"/>
-                <w:sz w:val="20"/>
-                <w:szCs w:val="20"/>
+                <w:sz w:val="15"/>
+                <w:szCs w:val="15"/>
               </w:rPr>
               <w:t xml:space="preserve"> </w:t>
             </w:r>
@@ -1766,8 +1546,8 @@
               <w:rPr>
                 <w:rFonts w:ascii="微软雅黑" w:eastAsia="微软雅黑" w:hAnsi="微软雅黑" w:hint="eastAsia"/>
                 <w:color w:val="4A5568"/>
-                <w:sz w:val="20"/>
-                <w:szCs w:val="20"/>
+                <w:sz w:val="15"/>
+                <w:szCs w:val="15"/>
               </w:rPr>
               <w:t>观察敏锐、思维细腻，擅长创新构思与独立复盘</w:t>
             </w:r>
@@ -1777,10 +1557,10 @@
           <w:tcPr>
             <w:tcW w:w="2500" w:type="pct"/>
             <w:tcMar>
-              <w:top w:w="90" w:type="dxa"/>
-              <w:left w:w="150" w:type="dxa"/>
-              <w:bottom w:w="90" w:type="dxa"/>
-              <w:right w:w="150" w:type="dxa"/>
+              <w:top w:w="15" w:type="dxa"/>
+              <w:left w:w="90" w:type="dxa"/>
+              <w:bottom w:w="15" w:type="dxa"/>
+              <w:right w:w="90" w:type="dxa"/>
             </w:tcMar>
             <w:vAlign w:val="center"/>
             <w:hideMark/>
@@ -1790,16 +1570,16 @@
               <w:rPr>
                 <w:rFonts w:ascii="微软雅黑" w:eastAsia="微软雅黑" w:hAnsi="微软雅黑" w:hint="eastAsia"/>
                 <w:color w:val="4A5568"/>
-                <w:sz w:val="20"/>
-                <w:szCs w:val="20"/>
+                <w:sz w:val="15"/>
+                <w:szCs w:val="15"/>
               </w:rPr>
             </w:pPr>
             <w:r>
               <w:rPr>
                 <w:rFonts w:ascii="微软雅黑" w:eastAsia="微软雅黑" w:hAnsi="微软雅黑" w:hint="eastAsia"/>
                 <w:color w:val="4A5568"/>
-                <w:sz w:val="20"/>
-                <w:szCs w:val="20"/>
+                <w:sz w:val="15"/>
+                <w:szCs w:val="15"/>
               </w:rPr>
               <w:t>●</w:t>
             </w:r>
@@ -1807,18 +1587,18 @@
               <w:rPr>
                 <w:rFonts w:ascii="微软雅黑" w:eastAsia="微软雅黑" w:hAnsi="微软雅黑" w:hint="eastAsia"/>
                 <w:color w:val="4A5568"/>
-                <w:sz w:val="20"/>
-                <w:szCs w:val="20"/>
+                <w:sz w:val="15"/>
+                <w:szCs w:val="15"/>
               </w:rPr>
               <w:t xml:space="preserve"> </w:t>
             </w:r>
             <w:r>
               <w:rPr>
-                <w:rStyle w:val="a3"/>
-                <w:rFonts w:ascii="微软雅黑" w:eastAsia="微软雅黑" w:hAnsi="微软雅黑" w:hint="eastAsia"/>
-                <w:color w:val="4A5568"/>
-                <w:sz w:val="20"/>
-                <w:szCs w:val="20"/>
+                <w:rStyle w:val="a4"/>
+                <w:rFonts w:ascii="微软雅黑" w:eastAsia="微软雅黑" w:hAnsi="微软雅黑" w:hint="eastAsia"/>
+                <w:color w:val="4A5568"/>
+                <w:sz w:val="15"/>
+                <w:szCs w:val="15"/>
               </w:rPr>
               <w:t>极致专注</w:t>
             </w:r>
@@ -1826,8 +1606,8 @@
               <w:rPr>
                 <w:rFonts w:ascii="微软雅黑" w:eastAsia="微软雅黑" w:hAnsi="微软雅黑" w:hint="eastAsia"/>
                 <w:color w:val="4A5568"/>
-                <w:sz w:val="20"/>
-                <w:szCs w:val="20"/>
+                <w:sz w:val="15"/>
+                <w:szCs w:val="15"/>
               </w:rPr>
               <w:t xml:space="preserve"> </w:t>
             </w:r>
@@ -1835,8 +1615,8 @@
               <w:rPr>
                 <w:rFonts w:ascii="微软雅黑" w:eastAsia="微软雅黑" w:hAnsi="微软雅黑" w:hint="eastAsia"/>
                 <w:color w:val="4A5568"/>
-                <w:sz w:val="20"/>
-                <w:szCs w:val="20"/>
+                <w:sz w:val="15"/>
+                <w:szCs w:val="15"/>
               </w:rPr>
               <w:t>—</w:t>
             </w:r>
@@ -1844,8 +1624,8 @@
               <w:rPr>
                 <w:rFonts w:ascii="微软雅黑" w:eastAsia="微软雅黑" w:hAnsi="微软雅黑" w:hint="eastAsia"/>
                 <w:color w:val="4A5568"/>
-                <w:sz w:val="20"/>
-                <w:szCs w:val="20"/>
+                <w:sz w:val="15"/>
+                <w:szCs w:val="15"/>
               </w:rPr>
               <w:t xml:space="preserve"> </w:t>
             </w:r>
@@ -1853,8 +1633,8 @@
               <w:rPr>
                 <w:rFonts w:ascii="微软雅黑" w:eastAsia="微软雅黑" w:hAnsi="微软雅黑" w:hint="eastAsia"/>
                 <w:color w:val="4A5568"/>
-                <w:sz w:val="20"/>
-                <w:szCs w:val="20"/>
+                <w:sz w:val="15"/>
+                <w:szCs w:val="15"/>
               </w:rPr>
               <w:t>能长期沉浸式投入技术学习与项目打磨，抗压能力强</w:t>
             </w:r>
@@ -1866,10 +1646,10 @@
           <w:tcPr>
             <w:tcW w:w="2500" w:type="pct"/>
             <w:tcMar>
-              <w:top w:w="90" w:type="dxa"/>
-              <w:left w:w="150" w:type="dxa"/>
-              <w:bottom w:w="90" w:type="dxa"/>
-              <w:right w:w="150" w:type="dxa"/>
+              <w:top w:w="15" w:type="dxa"/>
+              <w:left w:w="90" w:type="dxa"/>
+              <w:bottom w:w="15" w:type="dxa"/>
+              <w:right w:w="90" w:type="dxa"/>
             </w:tcMar>
             <w:vAlign w:val="center"/>
             <w:hideMark/>
@@ -1879,16 +1659,16 @@
               <w:rPr>
                 <w:rFonts w:ascii="微软雅黑" w:eastAsia="微软雅黑" w:hAnsi="微软雅黑" w:hint="eastAsia"/>
                 <w:color w:val="4A5568"/>
-                <w:sz w:val="20"/>
-                <w:szCs w:val="20"/>
+                <w:sz w:val="15"/>
+                <w:szCs w:val="15"/>
               </w:rPr>
             </w:pPr>
             <w:r>
               <w:rPr>
                 <w:rFonts w:ascii="微软雅黑" w:eastAsia="微软雅黑" w:hAnsi="微软雅黑" w:hint="eastAsia"/>
                 <w:color w:val="4A5568"/>
-                <w:sz w:val="20"/>
-                <w:szCs w:val="20"/>
+                <w:sz w:val="15"/>
+                <w:szCs w:val="15"/>
               </w:rPr>
               <w:t>●</w:t>
             </w:r>
@@ -1896,18 +1676,18 @@
               <w:rPr>
                 <w:rFonts w:ascii="微软雅黑" w:eastAsia="微软雅黑" w:hAnsi="微软雅黑" w:hint="eastAsia"/>
                 <w:color w:val="4A5568"/>
-                <w:sz w:val="20"/>
-                <w:szCs w:val="20"/>
+                <w:sz w:val="15"/>
+                <w:szCs w:val="15"/>
               </w:rPr>
               <w:t xml:space="preserve"> </w:t>
             </w:r>
             <w:r>
               <w:rPr>
-                <w:rStyle w:val="a3"/>
-                <w:rFonts w:ascii="微软雅黑" w:eastAsia="微软雅黑" w:hAnsi="微软雅黑" w:hint="eastAsia"/>
-                <w:color w:val="4A5568"/>
-                <w:sz w:val="20"/>
-                <w:szCs w:val="20"/>
+                <w:rStyle w:val="a4"/>
+                <w:rFonts w:ascii="微软雅黑" w:eastAsia="微软雅黑" w:hAnsi="微软雅黑" w:hint="eastAsia"/>
+                <w:color w:val="4A5568"/>
+                <w:sz w:val="15"/>
+                <w:szCs w:val="15"/>
               </w:rPr>
               <w:t>文字与表达能力</w:t>
             </w:r>
@@ -1915,8 +1695,8 @@
               <w:rPr>
                 <w:rFonts w:ascii="微软雅黑" w:eastAsia="微软雅黑" w:hAnsi="微软雅黑" w:hint="eastAsia"/>
                 <w:color w:val="4A5568"/>
-                <w:sz w:val="20"/>
-                <w:szCs w:val="20"/>
+                <w:sz w:val="15"/>
+                <w:szCs w:val="15"/>
               </w:rPr>
               <w:t xml:space="preserve"> </w:t>
             </w:r>
@@ -1924,8 +1704,8 @@
               <w:rPr>
                 <w:rFonts w:ascii="微软雅黑" w:eastAsia="微软雅黑" w:hAnsi="微软雅黑" w:hint="eastAsia"/>
                 <w:color w:val="4A5568"/>
-                <w:sz w:val="20"/>
-                <w:szCs w:val="20"/>
+                <w:sz w:val="15"/>
+                <w:szCs w:val="15"/>
               </w:rPr>
               <w:t>—</w:t>
             </w:r>
@@ -1933,8 +1713,8 @@
               <w:rPr>
                 <w:rFonts w:ascii="微软雅黑" w:eastAsia="微软雅黑" w:hAnsi="微软雅黑" w:hint="eastAsia"/>
                 <w:color w:val="4A5568"/>
-                <w:sz w:val="20"/>
-                <w:szCs w:val="20"/>
+                <w:sz w:val="15"/>
+                <w:szCs w:val="15"/>
               </w:rPr>
               <w:t xml:space="preserve"> </w:t>
             </w:r>
@@ -1942,8 +1722,8 @@
               <w:rPr>
                 <w:rFonts w:ascii="微软雅黑" w:eastAsia="微软雅黑" w:hAnsi="微软雅黑" w:hint="eastAsia"/>
                 <w:color w:val="4A5568"/>
-                <w:sz w:val="20"/>
-                <w:szCs w:val="20"/>
+                <w:sz w:val="15"/>
+                <w:szCs w:val="15"/>
               </w:rPr>
               <w:t>扎实的文字功底，优秀的总结与文案创作能力</w:t>
             </w:r>
@@ -1953,10 +1733,10 @@
           <w:tcPr>
             <w:tcW w:w="2500" w:type="pct"/>
             <w:tcMar>
-              <w:top w:w="90" w:type="dxa"/>
-              <w:left w:w="150" w:type="dxa"/>
-              <w:bottom w:w="90" w:type="dxa"/>
-              <w:right w:w="150" w:type="dxa"/>
+              <w:top w:w="15" w:type="dxa"/>
+              <w:left w:w="90" w:type="dxa"/>
+              <w:bottom w:w="15" w:type="dxa"/>
+              <w:right w:w="90" w:type="dxa"/>
             </w:tcMar>
             <w:vAlign w:val="center"/>
             <w:hideMark/>
@@ -1966,16 +1746,16 @@
               <w:rPr>
                 <w:rFonts w:ascii="微软雅黑" w:eastAsia="微软雅黑" w:hAnsi="微软雅黑" w:hint="eastAsia"/>
                 <w:color w:val="4A5568"/>
-                <w:sz w:val="20"/>
-                <w:szCs w:val="20"/>
+                <w:sz w:val="15"/>
+                <w:szCs w:val="15"/>
               </w:rPr>
             </w:pPr>
             <w:r>
               <w:rPr>
                 <w:rFonts w:ascii="微软雅黑" w:eastAsia="微软雅黑" w:hAnsi="微软雅黑" w:hint="eastAsia"/>
                 <w:color w:val="4A5568"/>
-                <w:sz w:val="20"/>
-                <w:szCs w:val="20"/>
+                <w:sz w:val="15"/>
+                <w:szCs w:val="15"/>
               </w:rPr>
               <w:t>●</w:t>
             </w:r>
@@ -1983,18 +1763,18 @@
               <w:rPr>
                 <w:rFonts w:ascii="微软雅黑" w:eastAsia="微软雅黑" w:hAnsi="微软雅黑" w:hint="eastAsia"/>
                 <w:color w:val="4A5568"/>
-                <w:sz w:val="20"/>
-                <w:szCs w:val="20"/>
+                <w:sz w:val="15"/>
+                <w:szCs w:val="15"/>
               </w:rPr>
               <w:t xml:space="preserve"> </w:t>
             </w:r>
             <w:r>
               <w:rPr>
-                <w:rStyle w:val="a3"/>
-                <w:rFonts w:ascii="微软雅黑" w:eastAsia="微软雅黑" w:hAnsi="微软雅黑" w:hint="eastAsia"/>
-                <w:color w:val="4A5568"/>
-                <w:sz w:val="20"/>
-                <w:szCs w:val="20"/>
+                <w:rStyle w:val="a4"/>
+                <w:rFonts w:ascii="微软雅黑" w:eastAsia="微软雅黑" w:hAnsi="微软雅黑" w:hint="eastAsia"/>
+                <w:color w:val="4A5568"/>
+                <w:sz w:val="15"/>
+                <w:szCs w:val="15"/>
               </w:rPr>
               <w:t>多方向可塑性</w:t>
             </w:r>
@@ -2002,8 +1782,8 @@
               <w:rPr>
                 <w:rFonts w:ascii="微软雅黑" w:eastAsia="微软雅黑" w:hAnsi="微软雅黑" w:hint="eastAsia"/>
                 <w:color w:val="4A5568"/>
-                <w:sz w:val="20"/>
-                <w:szCs w:val="20"/>
+                <w:sz w:val="15"/>
+                <w:szCs w:val="15"/>
               </w:rPr>
               <w:t xml:space="preserve"> </w:t>
             </w:r>
@@ -2011,8 +1791,8 @@
               <w:rPr>
                 <w:rFonts w:ascii="微软雅黑" w:eastAsia="微软雅黑" w:hAnsi="微软雅黑" w:hint="eastAsia"/>
                 <w:color w:val="4A5568"/>
-                <w:sz w:val="20"/>
-                <w:szCs w:val="20"/>
+                <w:sz w:val="15"/>
+                <w:szCs w:val="15"/>
               </w:rPr>
               <w:t>—</w:t>
             </w:r>
@@ -2020,8 +1800,8 @@
               <w:rPr>
                 <w:rFonts w:ascii="微软雅黑" w:eastAsia="微软雅黑" w:hAnsi="微软雅黑" w:hint="eastAsia"/>
                 <w:color w:val="4A5568"/>
-                <w:sz w:val="20"/>
-                <w:szCs w:val="20"/>
+                <w:sz w:val="15"/>
+                <w:szCs w:val="15"/>
               </w:rPr>
               <w:t xml:space="preserve"> </w:t>
             </w:r>
@@ -2029,8 +1809,8 @@
               <w:rPr>
                 <w:rFonts w:ascii="微软雅黑" w:eastAsia="微软雅黑" w:hAnsi="微软雅黑" w:hint="eastAsia"/>
                 <w:color w:val="4A5568"/>
-                <w:sz w:val="20"/>
-                <w:szCs w:val="20"/>
+                <w:sz w:val="15"/>
+                <w:szCs w:val="15"/>
               </w:rPr>
               <w:t>兼具软件开发、嵌入式、</w:t>
             </w:r>
@@ -2038,8 +1818,8 @@
               <w:rPr>
                 <w:rFonts w:ascii="微软雅黑" w:eastAsia="微软雅黑" w:hAnsi="微软雅黑" w:hint="eastAsia"/>
                 <w:color w:val="4A5568"/>
-                <w:sz w:val="20"/>
-                <w:szCs w:val="20"/>
+                <w:sz w:val="15"/>
+                <w:szCs w:val="15"/>
               </w:rPr>
               <w:t>AI</w:t>
             </w:r>
@@ -2047,8 +1827,8 @@
               <w:rPr>
                 <w:rFonts w:ascii="微软雅黑" w:eastAsia="微软雅黑" w:hAnsi="微软雅黑" w:hint="eastAsia"/>
                 <w:color w:val="4A5568"/>
-                <w:sz w:val="20"/>
-                <w:szCs w:val="20"/>
+                <w:sz w:val="15"/>
+                <w:szCs w:val="15"/>
               </w:rPr>
               <w:t>视觉多领域基础</w:t>
             </w:r>
@@ -2060,22 +1840,22 @@
       <w:pPr>
         <w:pStyle w:val="2"/>
         <w:pBdr>
-          <w:bottom w:val="single" w:sz="6" w:space="5" w:color="E2E8F0"/>
+          <w:bottom w:val="single" w:sz="4" w:space="2" w:color="E2E8F0"/>
         </w:pBdr>
-        <w:spacing w:before="300" w:beforeAutospacing="0" w:after="180" w:afterAutospacing="0"/>
+        <w:spacing w:before="105" w:beforeAutospacing="0" w:after="60" w:afterAutospacing="0"/>
         <w:rPr>
           <w:rFonts w:ascii="微软雅黑" w:eastAsia="微软雅黑" w:hAnsi="微软雅黑" w:hint="eastAsia"/>
           <w:color w:val="1A3A5C"/>
-          <w:sz w:val="26"/>
-          <w:szCs w:val="26"/>
+          <w:sz w:val="19"/>
+          <w:szCs w:val="19"/>
         </w:rPr>
       </w:pPr>
       <w:r>
         <w:rPr>
           <w:rFonts w:ascii="Segoe UI Emoji" w:eastAsia="微软雅黑" w:hAnsi="Segoe UI Emoji" w:cs="Segoe UI Emoji"/>
           <w:color w:val="1A3A5C"/>
-          <w:sz w:val="26"/>
-          <w:szCs w:val="26"/>
+          <w:sz w:val="19"/>
+          <w:szCs w:val="19"/>
         </w:rPr>
         <w:t>🌟</w:t>
       </w:r>
@@ -2083,8 +1863,8 @@
         <w:rPr>
           <w:rFonts w:ascii="微软雅黑" w:eastAsia="微软雅黑" w:hAnsi="微软雅黑" w:hint="eastAsia"/>
           <w:color w:val="1A3A5C"/>
-          <w:sz w:val="26"/>
-          <w:szCs w:val="26"/>
+          <w:sz w:val="19"/>
+          <w:szCs w:val="19"/>
         </w:rPr>
         <w:t xml:space="preserve"> </w:t>
       </w:r>
@@ -2092,29 +1872,43 @@
         <w:rPr>
           <w:rFonts w:ascii="微软雅黑" w:eastAsia="微软雅黑" w:hAnsi="微软雅黑" w:hint="eastAsia"/>
           <w:color w:val="1A3A5C"/>
-          <w:sz w:val="26"/>
-          <w:szCs w:val="26"/>
+          <w:sz w:val="19"/>
+          <w:szCs w:val="19"/>
         </w:rPr>
         <w:t>综合素质</w:t>
+      </w:r>
+      <w:r>
+        <w:rPr>
+          <w:rFonts w:ascii="微软雅黑" w:eastAsia="微软雅黑" w:hAnsi="微软雅黑" w:hint="eastAsia"/>
+          <w:color w:val="1A3A5C"/>
+          <w:sz w:val="19"/>
+          <w:szCs w:val="19"/>
+        </w:rPr>
+        <w:t xml:space="preserve"> &amp; </w:t>
+      </w:r>
+      <w:r>
+        <w:rPr>
+          <w:rFonts w:ascii="微软雅黑" w:eastAsia="微软雅黑" w:hAnsi="微软雅黑" w:hint="eastAsia"/>
+          <w:color w:val="1A3A5C"/>
+          <w:sz w:val="19"/>
+          <w:szCs w:val="19"/>
+        </w:rPr>
+        <w:t>自我评价</w:t>
       </w:r>
     </w:p>
     <w:p>
       <w:pPr>
-        <w:pStyle w:val="a4"/>
-        <w:rPr>
-          <w:rFonts w:ascii="微软雅黑" w:eastAsia="微软雅黑" w:hAnsi="微软雅黑" w:hint="eastAsia"/>
-          <w:color w:val="2D3748"/>
-          <w:sz w:val="21"/>
-          <w:szCs w:val="21"/>
-        </w:rPr>
-      </w:pPr>
-      <w:r>
-        <w:rPr>
-          <w:rStyle w:val="a3"/>
-          <w:rFonts w:ascii="微软雅黑" w:eastAsia="微软雅黑" w:hAnsi="微软雅黑" w:hint="eastAsia"/>
-          <w:color w:val="2D3748"/>
-          <w:sz w:val="21"/>
-          <w:szCs w:val="21"/>
+        <w:pStyle w:val="comp-text"/>
+        <w:rPr>
+          <w:rFonts w:ascii="微软雅黑" w:eastAsia="微软雅黑" w:hAnsi="微软雅黑" w:hint="eastAsia"/>
+          <w:color w:val="2D3748"/>
+        </w:rPr>
+      </w:pPr>
+      <w:r>
+        <w:rPr>
+          <w:rStyle w:val="a4"/>
+          <w:rFonts w:ascii="微软雅黑" w:eastAsia="微软雅黑" w:hAnsi="微软雅黑" w:hint="eastAsia"/>
+          <w:color w:val="2D3748"/>
         </w:rPr>
         <w:t>学习特质：</w:t>
       </w:r>
@@ -2122,131 +1916,70 @@
         <w:rPr>
           <w:rFonts w:ascii="微软雅黑" w:eastAsia="微软雅黑" w:hAnsi="微软雅黑" w:hint="eastAsia"/>
           <w:color w:val="2D3748"/>
-          <w:sz w:val="21"/>
-          <w:szCs w:val="21"/>
         </w:rPr>
         <w:t>极致自律，自主学习能力极强。执行力、专注力、复盘总结能力突出，学习效率高。做事严谨细致、追求精准，逻辑清晰、擅长拆解复杂技术难题。抗压能力强，对待任务认真负责、踏实靠谱。</w:t>
+      </w:r>
+      <w:r>
+        <w:rPr>
+          <w:rFonts w:ascii="微软雅黑" w:eastAsia="微软雅黑" w:hAnsi="微软雅黑" w:hint="eastAsia"/>
+          <w:color w:val="2D3748"/>
+        </w:rPr>
+        <w:t xml:space="preserve"> </w:t>
+      </w:r>
+      <w:r>
+        <w:rPr>
+          <w:rStyle w:val="a4"/>
+          <w:rFonts w:ascii="微软雅黑" w:eastAsia="微软雅黑" w:hAnsi="微软雅黑" w:hint="eastAsia"/>
+          <w:color w:val="2D3748"/>
+        </w:rPr>
+        <w:t>思维特质：</w:t>
+      </w:r>
+      <w:r>
+        <w:rPr>
+          <w:rFonts w:ascii="微软雅黑" w:eastAsia="微软雅黑" w:hAnsi="微软雅黑" w:hint="eastAsia"/>
+          <w:color w:val="2D3748"/>
+        </w:rPr>
+        <w:t>典型深度思考型人格，观察力敏锐、思维细腻且富有创造力。文字功底扎实，拥有优秀的表达、总结与文案创作能力。</w:t>
+      </w:r>
+      <w:r>
+        <w:rPr>
+          <w:rFonts w:ascii="微软雅黑" w:eastAsia="微软雅黑" w:hAnsi="微软雅黑" w:hint="eastAsia"/>
+          <w:color w:val="2D3748"/>
+        </w:rPr>
+        <w:t xml:space="preserve"> </w:t>
+      </w:r>
+      <w:r>
+        <w:rPr>
+          <w:rStyle w:val="a4"/>
+          <w:rFonts w:ascii="微软雅黑" w:eastAsia="微软雅黑" w:hAnsi="微软雅黑" w:hint="eastAsia"/>
+          <w:color w:val="2D3748"/>
+        </w:rPr>
+        <w:t>兴趣：</w:t>
+      </w:r>
+      <w:r>
+        <w:rPr>
+          <w:rFonts w:ascii="微软雅黑" w:eastAsia="微软雅黑" w:hAnsi="微软雅黑" w:hint="eastAsia"/>
+          <w:color w:val="2D3748"/>
+        </w:rPr>
+        <w:t>课余热爱影视鉴赏、创意创作、视觉美学设计，审美在线、创意丰富。心态沉稳，劳逸结合，积极稳定。</w:t>
       </w:r>
     </w:p>
     <w:p>
       <w:pPr>
-        <w:pStyle w:val="a4"/>
-        <w:rPr>
-          <w:rFonts w:ascii="微软雅黑" w:eastAsia="微软雅黑" w:hAnsi="微软雅黑" w:hint="eastAsia"/>
-          <w:color w:val="2D3748"/>
-          <w:sz w:val="21"/>
-          <w:szCs w:val="21"/>
-        </w:rPr>
-      </w:pPr>
-      <w:r>
-        <w:rPr>
-          <w:rStyle w:val="a3"/>
-          <w:rFonts w:ascii="微软雅黑" w:eastAsia="微软雅黑" w:hAnsi="微软雅黑" w:hint="eastAsia"/>
-          <w:color w:val="2D3748"/>
-          <w:sz w:val="21"/>
-          <w:szCs w:val="21"/>
-        </w:rPr>
-        <w:t>思维特质：</w:t>
-      </w:r>
-      <w:r>
-        <w:rPr>
-          <w:rFonts w:ascii="微软雅黑" w:eastAsia="微软雅黑" w:hAnsi="微软雅黑" w:hint="eastAsia"/>
-          <w:color w:val="2D3748"/>
-          <w:sz w:val="21"/>
-          <w:szCs w:val="21"/>
-        </w:rPr>
-        <w:t>典型深度思考型人格，观察力敏锐、思维细腻且富有创造力。文字功底扎实，拥有优秀的表达、总结与文案创作能力。心态沉稳、踏实上进，成长速度快、可塑性极强。</w:t>
-      </w:r>
-    </w:p>
-    <w:p>
-      <w:pPr>
-        <w:pStyle w:val="a4"/>
-        <w:rPr>
-          <w:rFonts w:ascii="微软雅黑" w:eastAsia="微软雅黑" w:hAnsi="微软雅黑" w:hint="eastAsia"/>
-          <w:color w:val="2D3748"/>
-          <w:sz w:val="21"/>
-          <w:szCs w:val="21"/>
-        </w:rPr>
-      </w:pPr>
-      <w:r>
-        <w:rPr>
-          <w:rStyle w:val="a3"/>
-          <w:rFonts w:ascii="微软雅黑" w:eastAsia="微软雅黑" w:hAnsi="微软雅黑" w:hint="eastAsia"/>
-          <w:color w:val="2D3748"/>
-          <w:sz w:val="21"/>
-          <w:szCs w:val="21"/>
-        </w:rPr>
-        <w:t>兴趣特长：</w:t>
-      </w:r>
-      <w:r>
-        <w:rPr>
-          <w:rFonts w:ascii="微软雅黑" w:eastAsia="微软雅黑" w:hAnsi="微软雅黑" w:hint="eastAsia"/>
-          <w:color w:val="2D3748"/>
-          <w:sz w:val="21"/>
-          <w:szCs w:val="21"/>
-        </w:rPr>
-        <w:t>课余热爱影视鉴赏、创意创作、视觉美学设计，擅长独特风格的内容创作，审美在线、创意丰富。劳逸结合，心态积极稳定。</w:t>
-      </w:r>
-    </w:p>
-    <w:p>
-      <w:pPr>
-        <w:pStyle w:val="2"/>
-        <w:pBdr>
-          <w:bottom w:val="single" w:sz="6" w:space="5" w:color="E2E8F0"/>
-        </w:pBdr>
-        <w:spacing w:before="300" w:beforeAutospacing="0" w:after="180" w:afterAutospacing="0"/>
-        <w:rPr>
-          <w:rFonts w:ascii="微软雅黑" w:eastAsia="微软雅黑" w:hAnsi="微软雅黑" w:hint="eastAsia"/>
-          <w:color w:val="1A3A5C"/>
-          <w:sz w:val="26"/>
-          <w:szCs w:val="26"/>
-        </w:rPr>
-      </w:pPr>
-      <w:r>
-        <w:rPr>
-          <w:rFonts w:ascii="Segoe UI Emoji" w:eastAsia="微软雅黑" w:hAnsi="Segoe UI Emoji" w:cs="Segoe UI Emoji"/>
-          <w:color w:val="1A3A5C"/>
-          <w:sz w:val="26"/>
-          <w:szCs w:val="26"/>
-        </w:rPr>
-        <w:t>✍</w:t>
-      </w:r>
-      <w:r>
-        <w:rPr>
-          <w:rFonts w:ascii="Segoe UI Emoji" w:eastAsia="微软雅黑" w:hAnsi="Segoe UI Emoji" w:cs="Segoe UI Emoji"/>
-          <w:color w:val="1A3A5C"/>
-          <w:sz w:val="26"/>
-          <w:szCs w:val="26"/>
-        </w:rPr>
-        <w:t>️</w:t>
-      </w:r>
-      <w:r>
-        <w:rPr>
-          <w:rFonts w:ascii="微软雅黑" w:eastAsia="微软雅黑" w:hAnsi="微软雅黑" w:hint="eastAsia"/>
-          <w:color w:val="1A3A5C"/>
-          <w:sz w:val="26"/>
-          <w:szCs w:val="26"/>
-        </w:rPr>
-        <w:t xml:space="preserve"> </w:t>
-      </w:r>
-      <w:r>
-        <w:rPr>
-          <w:rFonts w:ascii="微软雅黑" w:eastAsia="微软雅黑" w:hAnsi="微软雅黑" w:hint="eastAsia"/>
-          <w:color w:val="1A3A5C"/>
-          <w:sz w:val="26"/>
-          <w:szCs w:val="26"/>
-        </w:rPr>
-        <w:t>自我评价</w:t>
-      </w:r>
-    </w:p>
-    <w:p>
-      <w:pPr>
-        <w:pStyle w:val="self-eval"/>
-        <w:rPr>
-          <w:rFonts w:ascii="微软雅黑" w:eastAsia="微软雅黑" w:hAnsi="微软雅黑" w:hint="eastAsia"/>
-          <w:color w:val="2D3748"/>
-        </w:rPr>
-      </w:pPr>
+        <w:pStyle w:val="eval-text"/>
+        <w:rPr>
+          <w:rFonts w:ascii="微软雅黑" w:eastAsia="微软雅黑" w:hAnsi="微软雅黑" w:hint="eastAsia"/>
+          <w:color w:val="2D3748"/>
+        </w:rPr>
+      </w:pPr>
+      <w:r>
+        <w:rPr>
+          <w:rStyle w:val="a4"/>
+          <w:rFonts w:ascii="微软雅黑" w:eastAsia="微软雅黑" w:hAnsi="微软雅黑" w:hint="eastAsia"/>
+          <w:color w:val="2D3748"/>
+        </w:rPr>
+        <w:t>自我评价：</w:t>
+      </w:r>
       <w:r>
         <w:rPr>
           <w:rFonts w:ascii="微软雅黑" w:eastAsia="微软雅黑" w:hAnsi="微软雅黑" w:hint="eastAsia"/>
@@ -2256,7 +1989,7 @@
       </w:r>
       <w:r>
         <w:rPr>
-          <w:rStyle w:val="a3"/>
+          <w:rStyle w:val="a4"/>
           <w:rFonts w:ascii="微软雅黑" w:eastAsia="微软雅黑" w:hAnsi="微软雅黑" w:hint="eastAsia"/>
           <w:color w:val="2D3748"/>
         </w:rPr>
@@ -2272,7 +2005,7 @@
     </w:p>
     <w:sectPr>
       <w:pgSz w:w="11906" w:h="16838"/>
-      <w:pgMar w:top="1134" w:right="1420" w:bottom="1134" w:left="1420" w:header="851" w:footer="992" w:gutter="0"/>
+      <w:pgMar w:top="567" w:right="850" w:bottom="567" w:left="850" w:header="851" w:footer="992" w:gutter="0"/>
       <w:cols w:space="425"/>
       <w:docGrid w:linePitch="326"/>
     </w:sectPr>
@@ -2341,9 +2074,9 @@
 <file path=word/numbering.xml><?xml version="1.0" encoding="utf-8"?>
 <w:numbering xmlns:wpc="http://schemas.microsoft.com/office/word/2010/wordprocessingCanvas" xmlns:cx="http://schemas.microsoft.com/office/drawing/2014/chartex" xmlns:cx1="http://schemas.microsoft.com/office/drawing/2015/9/8/chartex" xmlns:cx2="http://schemas.microsoft.com/office/drawing/2015/10/21/chartex" xmlns:cx3="http://schemas.microsoft.com/office/drawing/2016/5/9/chartex" xmlns:cx4="http://schemas.microsoft.com/office/drawing/2016/5/10/chartex" xmlns:cx5="http://schemas.microsoft.com/office/drawing/2016/5/11/chartex" xmlns:cx6="http://schemas.microsoft.com/office/drawing/2016/5/12/chartex" xmlns:cx7="http://schemas.microsoft.com/office/drawing/2016/5/13/chartex" xmlns:cx8="http://schemas.microsoft.com/office/drawing/2016/5/14/chartex" xmlns:mc="http://schemas.openxmlformats.org/markup-compatibility/2006" xmlns:aink="http://schemas.microsoft.com/office/drawing/2016/ink" xmlns:am3d="http://schemas.microsoft.com/office/drawing/2017/model3d" xmlns:o="urn:schemas-microsoft-com:office:office" xmlns:oel="http://schemas.microsoft.com/office/2019/extlst" xmlns:r="http://schemas.openxmlformats.org/officeDocument/2006/relationships" xmlns:m="http://schemas.openxmlformats.org/officeDocument/2006/math" xmlns:v="urn:schemas-microsoft-com:vml" xmlns:wp14="http://schemas.microsoft.com/office/word/2010/wordprocessingDrawing" xmlns:wp="http://schemas.openxmlformats.org/drawingml/2006/wordprocessingDrawing" xmlns:w10="urn:schemas-microsoft-com:office:word" xmlns:w="http://schemas.openxmlformats.org/wordprocessingml/2006/main" xmlns:w14="http://schemas.microsoft.com/office/word/2010/wordml" xmlns:w15="http://schemas.microsoft.com/office/word/2012/wordml" xmlns:w16cex="http://schemas.microsoft.com/office/word/2018/wordml/cex" xmlns:w16cid="http://schemas.microsoft.com/office/word/2016/wordml/cid" xmlns:w16="http://schemas.microsoft.com/office/word/2018/wordml" xmlns:w16du="http://schemas.microsoft.com/office/word/2023/wordml/word16du" xmlns:w16sdtdh="http://schemas.microsoft.com/office/word/2020/wordml/sdtdatahash" xmlns:w16se="http://schemas.microsoft.com/office/word/2015/wordml/symex" xmlns:wpg="http://schemas.microsoft.com/office/word/2010/wordprocessingGroup" xmlns:wpi="http://schemas.microsoft.com/office/word/2010/wordprocessingInk" xmlns:wne="http://schemas.microsoft.com/office/word/2006/wordml" xmlns:wps="http://schemas.microsoft.com/office/word/2010/wordprocessingShape" mc:Ignorable="w14 w15 w16se w16cid w16 w16cex w16sdtdh w16du wp14">
   <w:abstractNum w:abstractNumId="0" w15:restartNumberingAfterBreak="0">
-    <w:nsid w:val="3F3F02D9"/>
+    <w:nsid w:val="0B5858DE"/>
     <w:multiLevelType w:val="multilevel"/>
-    <w:tmpl w:val="EC806898"/>
+    <w:tmpl w:val="EEA4C0B4"/>
     <w:lvl w:ilvl="0">
       <w:start w:val="1"/>
       <w:numFmt w:val="bullet"/>
@@ -2490,9 +2223,9 @@
     </w:lvl>
   </w:abstractNum>
   <w:abstractNum w:abstractNumId="1" w15:restartNumberingAfterBreak="0">
-    <w:nsid w:val="45102E55"/>
+    <w:nsid w:val="27B05007"/>
     <w:multiLevelType w:val="multilevel"/>
-    <w:tmpl w:val="51FC8A6C"/>
+    <w:tmpl w:val="A4329060"/>
     <w:lvl w:ilvl="0">
       <w:start w:val="1"/>
       <w:numFmt w:val="bullet"/>
@@ -2638,10 +2371,10 @@
       </w:rPr>
     </w:lvl>
   </w:abstractNum>
-  <w:num w:numId="1" w16cid:durableId="1938562061">
+  <w:num w:numId="1" w16cid:durableId="764543076">
     <w:abstractNumId w:val="0"/>
   </w:num>
-  <w:num w:numId="2" w16cid:durableId="2012028761">
+  <w:num w:numId="2" w16cid:durableId="361902764">
     <w:abstractNumId w:val="1"/>
   </w:num>
 </w:numbering>
@@ -3123,14 +2856,24 @@
     <w:name w:val="msonormal"/>
     <w:basedOn w:val="a"/>
     <w:pPr>
-      <w:spacing w:before="100" w:beforeAutospacing="1" w:after="100" w:afterAutospacing="1"/>
+      <w:spacing w:before="15" w:after="15"/>
+    </w:pPr>
+  </w:style>
+  <w:style w:type="paragraph" w:styleId="a3">
+    <w:name w:val="Normal (Web)"/>
+    <w:basedOn w:val="a"/>
+    <w:uiPriority w:val="99"/>
+    <w:semiHidden/>
+    <w:unhideWhenUsed/>
+    <w:pPr>
+      <w:spacing w:before="15" w:after="15"/>
     </w:pPr>
   </w:style>
   <w:style w:type="paragraph" w:customStyle="1" w:styleId="header">
     <w:name w:val="header"/>
     <w:basedOn w:val="a"/>
     <w:pPr>
-      <w:spacing w:before="100" w:beforeAutospacing="1" w:after="300"/>
+      <w:spacing w:before="100" w:beforeAutospacing="1" w:after="60"/>
       <w:jc w:val="center"/>
     </w:pPr>
   </w:style>
@@ -3139,9 +2882,9 @@
     <w:basedOn w:val="a"/>
     <w:pPr>
       <w:pBdr>
-        <w:top w:val="single" w:sz="12" w:space="0" w:color="2C5F8A"/>
+        <w:top w:val="single" w:sz="8" w:space="0" w:color="2C5F8A"/>
       </w:pBdr>
-      <w:spacing w:before="180" w:after="270"/>
+      <w:spacing w:before="60" w:after="90"/>
     </w:pPr>
   </w:style>
   <w:style w:type="paragraph" w:customStyle="1" w:styleId="section-title">
@@ -3149,16 +2892,16 @@
     <w:basedOn w:val="a"/>
     <w:pPr>
       <w:pBdr>
-        <w:bottom w:val="single" w:sz="6" w:space="5" w:color="E2E8F0"/>
+        <w:bottom w:val="single" w:sz="4" w:space="2" w:color="E2E8F0"/>
       </w:pBdr>
-      <w:spacing w:before="300" w:after="180"/>
+      <w:spacing w:before="105" w:after="60"/>
     </w:pPr>
     <w:rPr>
       <w:b/>
       <w:bCs/>
       <w:color w:val="1A3A5C"/>
-      <w:sz w:val="26"/>
-      <w:szCs w:val="26"/>
+      <w:sz w:val="19"/>
+      <w:szCs w:val="19"/>
     </w:rPr>
   </w:style>
   <w:style w:type="paragraph" w:customStyle="1" w:styleId="highlight">
@@ -3166,18 +2909,18 @@
     <w:basedOn w:val="a"/>
     <w:pPr>
       <w:pBdr>
-        <w:top w:val="single" w:sz="6" w:space="8" w:color="B2F5EA"/>
-        <w:left w:val="single" w:sz="6" w:space="11" w:color="B2F5EA"/>
-        <w:bottom w:val="single" w:sz="6" w:space="8" w:color="B2F5EA"/>
-        <w:right w:val="single" w:sz="6" w:space="11" w:color="B2F5EA"/>
+        <w:top w:val="single" w:sz="4" w:space="2" w:color="B2F5EA"/>
+        <w:left w:val="single" w:sz="4" w:space="6" w:color="B2F5EA"/>
+        <w:bottom w:val="single" w:sz="4" w:space="2" w:color="B2F5EA"/>
+        <w:right w:val="single" w:sz="4" w:space="6" w:color="B2F5EA"/>
       </w:pBdr>
       <w:shd w:val="clear" w:color="auto" w:fill="F0FFF4"/>
-      <w:spacing w:before="100" w:beforeAutospacing="1" w:after="150"/>
+      <w:spacing w:before="100" w:beforeAutospacing="1" w:after="60"/>
     </w:pPr>
     <w:rPr>
       <w:color w:val="234E52"/>
-      <w:sz w:val="20"/>
-      <w:szCs w:val="20"/>
+      <w:sz w:val="15"/>
+      <w:szCs w:val="15"/>
     </w:rPr>
   </w:style>
   <w:style w:type="paragraph" w:customStyle="1" w:styleId="skill-cat">
@@ -3195,27 +2938,12 @@
   <w:style w:type="paragraph" w:customStyle="1" w:styleId="project-name">
     <w:name w:val="project-name"/>
     <w:basedOn w:val="a"/>
-    <w:pPr>
-      <w:spacing w:before="100" w:beforeAutospacing="1" w:after="30"/>
-    </w:pPr>
     <w:rPr>
       <w:b/>
       <w:bCs/>
       <w:color w:val="1A3A5C"/>
-    </w:rPr>
-  </w:style>
-  <w:style w:type="paragraph" w:customStyle="1" w:styleId="project-meta">
-    <w:name w:val="project-meta"/>
-    <w:basedOn w:val="a"/>
-    <w:pPr>
-      <w:spacing w:before="100" w:beforeAutospacing="1" w:after="90"/>
-    </w:pPr>
-    <w:rPr>
-      <w:i/>
-      <w:iCs/>
-      <w:color w:val="718096"/>
-      <w:sz w:val="18"/>
-      <w:szCs w:val="18"/>
+      <w:sz w:val="17"/>
+      <w:szCs w:val="17"/>
     </w:rPr>
   </w:style>
   <w:style w:type="paragraph" w:customStyle="1" w:styleId="traits-table">
@@ -3225,30 +2953,45 @@
       <w:spacing w:before="100" w:beforeAutospacing="1" w:after="100" w:afterAutospacing="1"/>
     </w:pPr>
   </w:style>
-  <w:style w:type="paragraph" w:customStyle="1" w:styleId="self-eval">
-    <w:name w:val="self-eval"/>
-    <w:basedOn w:val="a"/>
-    <w:pPr>
-      <w:spacing w:before="100" w:beforeAutospacing="1" w:after="100" w:afterAutospacing="1"/>
-      <w:jc w:val="both"/>
-    </w:pPr>
-    <w:rPr>
-      <w:sz w:val="22"/>
-      <w:szCs w:val="22"/>
-    </w:rPr>
-  </w:style>
   <w:style w:type="paragraph" w:customStyle="1" w:styleId="edu-line">
     <w:name w:val="edu-line"/>
     <w:basedOn w:val="a"/>
     <w:pPr>
-      <w:spacing w:before="100" w:beforeAutospacing="1" w:after="90"/>
+      <w:spacing w:before="100" w:beforeAutospacing="1" w:after="15"/>
     </w:pPr>
     <w:rPr>
       <w:b/>
       <w:bCs/>
       <w:color w:val="1A3A5C"/>
-      <w:sz w:val="22"/>
-      <w:szCs w:val="22"/>
+      <w:sz w:val="17"/>
+      <w:szCs w:val="17"/>
+    </w:rPr>
+  </w:style>
+  <w:style w:type="paragraph" w:customStyle="1" w:styleId="skill-row">
+    <w:name w:val="skill-row"/>
+    <w:basedOn w:val="a"/>
+    <w:rPr>
+      <w:sz w:val="16"/>
+      <w:szCs w:val="16"/>
+    </w:rPr>
+  </w:style>
+  <w:style w:type="paragraph" w:customStyle="1" w:styleId="comp-text">
+    <w:name w:val="comp-text"/>
+    <w:basedOn w:val="a"/>
+    <w:rPr>
+      <w:sz w:val="15"/>
+      <w:szCs w:val="15"/>
+    </w:rPr>
+  </w:style>
+  <w:style w:type="paragraph" w:customStyle="1" w:styleId="eval-text">
+    <w:name w:val="eval-text"/>
+    <w:basedOn w:val="a"/>
+    <w:pPr>
+      <w:jc w:val="both"/>
+    </w:pPr>
+    <w:rPr>
+      <w:sz w:val="16"/>
+      <w:szCs w:val="16"/>
     </w:rPr>
   </w:style>
   <w:style w:type="paragraph" w:customStyle="1" w:styleId="subtitle">
@@ -3268,13 +3011,10 @@
   <w:style w:type="paragraph" w:customStyle="1" w:styleId="subtitle1">
     <w:name w:val="subtitle1"/>
     <w:basedOn w:val="a"/>
-    <w:pPr>
-      <w:spacing w:after="60"/>
-    </w:pPr>
     <w:rPr>
       <w:color w:val="4A5568"/>
-      <w:sz w:val="22"/>
-      <w:szCs w:val="22"/>
+      <w:sz w:val="16"/>
+      <w:szCs w:val="16"/>
     </w:rPr>
   </w:style>
   <w:style w:type="paragraph" w:customStyle="1" w:styleId="info1">
@@ -3282,8 +3022,8 @@
     <w:basedOn w:val="a"/>
     <w:rPr>
       <w:color w:val="718096"/>
-      <w:sz w:val="20"/>
-      <w:szCs w:val="20"/>
+      <w:sz w:val="14"/>
+      <w:szCs w:val="14"/>
     </w:rPr>
   </w:style>
   <w:style w:type="character" w:customStyle="1" w:styleId="20">
@@ -3299,7 +3039,7 @@
       <w:szCs w:val="40"/>
     </w:rPr>
   </w:style>
-  <w:style w:type="character" w:styleId="a3">
+  <w:style w:type="character" w:styleId="a4">
     <w:name w:val="Strong"/>
     <w:basedOn w:val="a0"/>
     <w:uiPriority w:val="22"/>
@@ -3308,16 +3048,6 @@
       <w:b/>
       <w:bCs/>
     </w:rPr>
-  </w:style>
-  <w:style w:type="paragraph" w:styleId="a4">
-    <w:name w:val="Normal (Web)"/>
-    <w:basedOn w:val="a"/>
-    <w:uiPriority w:val="99"/>
-    <w:semiHidden/>
-    <w:unhideWhenUsed/>
-    <w:pPr>
-      <w:spacing w:before="100" w:beforeAutospacing="1" w:after="100" w:afterAutospacing="1"/>
-    </w:pPr>
   </w:style>
   <w:style w:type="character" w:customStyle="1" w:styleId="skill-cat1">
     <w:name w:val="skill-cat1"/>
@@ -3334,7 +3064,7 @@
     <w:link w:val="a6"/>
     <w:uiPriority w:val="99"/>
     <w:unhideWhenUsed/>
-    <w:rsid w:val="00C979D3"/>
+    <w:rsid w:val="003C4388"/>
     <w:pPr>
       <w:tabs>
         <w:tab w:val="center" w:pos="4153"/>
@@ -3353,7 +3083,7 @@
     <w:basedOn w:val="a0"/>
     <w:link w:val="a5"/>
     <w:uiPriority w:val="99"/>
-    <w:rsid w:val="00C979D3"/>
+    <w:rsid w:val="003C4388"/>
     <w:rPr>
       <w:rFonts w:ascii="宋体" w:eastAsia="宋体" w:hAnsi="宋体" w:cs="宋体"/>
       <w:sz w:val="18"/>
@@ -3366,7 +3096,7 @@
     <w:link w:val="a8"/>
     <w:uiPriority w:val="99"/>
     <w:unhideWhenUsed/>
-    <w:rsid w:val="00C979D3"/>
+    <w:rsid w:val="003C4388"/>
     <w:pPr>
       <w:tabs>
         <w:tab w:val="center" w:pos="4153"/>
@@ -3384,7 +3114,7 @@
     <w:basedOn w:val="a0"/>
     <w:link w:val="a7"/>
     <w:uiPriority w:val="99"/>
-    <w:rsid w:val="00C979D3"/>
+    <w:rsid w:val="003C4388"/>
     <w:rPr>
       <w:rFonts w:ascii="宋体" w:eastAsia="宋体" w:hAnsi="宋体" w:cs="宋体"/>
       <w:sz w:val="18"/>

--- a/个人简历.docx
+++ b/个人简历.docx
@@ -7,7 +7,7 @@
         <w:spacing w:after="15"/>
         <w:jc w:val="center"/>
         <w:outlineLvl w:val="1"/>
-        <w:divId w:val="990906754"/>
+        <w:divId w:val="1169752876"/>
         <w:rPr>
           <w:rFonts w:ascii="微软雅黑" w:eastAsia="微软雅黑" w:hAnsi="微软雅黑"/>
           <w:b/>
@@ -30,14 +30,14 @@
           <w:sz w:val="32"/>
           <w:szCs w:val="32"/>
         </w:rPr>
-        <w:t>个人简历</w:t>
+        <w:t>朱轶涵</w:t>
       </w:r>
     </w:p>
     <w:p>
       <w:pPr>
         <w:pStyle w:val="subtitle1"/>
         <w:jc w:val="center"/>
-        <w:divId w:val="990906754"/>
+        <w:divId w:val="1169752876"/>
         <w:rPr>
           <w:rFonts w:ascii="微软雅黑" w:eastAsia="微软雅黑" w:hAnsi="微软雅黑" w:hint="eastAsia"/>
         </w:rPr>
@@ -106,31 +106,31 @@
         <w:rPr>
           <w:rFonts w:ascii="微软雅黑" w:eastAsia="微软雅黑" w:hAnsi="微软雅黑" w:hint="eastAsia"/>
         </w:rPr>
-        <w:t>男</w:t>
-      </w:r>
-      <w:r>
-        <w:rPr>
-          <w:rFonts w:ascii="微软雅黑" w:eastAsia="微软雅黑" w:hAnsi="微软雅黑" w:hint="eastAsia"/>
-        </w:rPr>
-        <w:t xml:space="preserve"> </w:t>
-      </w:r>
-      <w:r>
-        <w:rPr>
-          <w:rFonts w:ascii="微软雅黑" w:eastAsia="微软雅黑" w:hAnsi="微软雅黑" w:hint="eastAsia"/>
-        </w:rPr>
-        <w:t>·</w:t>
-      </w:r>
-      <w:r>
-        <w:rPr>
-          <w:rFonts w:ascii="微软雅黑" w:eastAsia="微软雅黑" w:hAnsi="微软雅黑" w:hint="eastAsia"/>
-        </w:rPr>
-        <w:t xml:space="preserve"> </w:t>
-      </w:r>
-      <w:r>
-        <w:rPr>
-          <w:rFonts w:ascii="微软雅黑" w:eastAsia="微软雅黑" w:hAnsi="微软雅黑" w:hint="eastAsia"/>
-        </w:rPr>
-        <w:t>计算机学院</w:t>
+        <w:t>求职方向：软件开发</w:t>
+      </w:r>
+      <w:r>
+        <w:rPr>
+          <w:rFonts w:ascii="微软雅黑" w:eastAsia="微软雅黑" w:hAnsi="微软雅黑" w:hint="eastAsia"/>
+        </w:rPr>
+        <w:t xml:space="preserve"> / </w:t>
+      </w:r>
+      <w:r>
+        <w:rPr>
+          <w:rFonts w:ascii="微软雅黑" w:eastAsia="微软雅黑" w:hAnsi="微软雅黑" w:hint="eastAsia"/>
+        </w:rPr>
+        <w:t>嵌入式</w:t>
+      </w:r>
+      <w:r>
+        <w:rPr>
+          <w:rFonts w:ascii="微软雅黑" w:eastAsia="微软雅黑" w:hAnsi="微软雅黑" w:hint="eastAsia"/>
+        </w:rPr>
+        <w:t xml:space="preserve"> / AI </w:t>
+      </w:r>
+      <w:r>
+        <w:rPr>
+          <w:rFonts w:ascii="微软雅黑" w:eastAsia="微软雅黑" w:hAnsi="微软雅黑" w:hint="eastAsia"/>
+        </w:rPr>
+        <w:t>视觉</w:t>
       </w:r>
     </w:p>
     <w:p>
@@ -150,7 +150,7 @@
           <w:sz w:val="16"/>
           <w:szCs w:val="16"/>
         </w:rPr>
-        <w:pict w14:anchorId="76EED8ED">
+        <w:pict w14:anchorId="528E3DE7">
           <v:rect id="_x0000_i1025" style="width:0;height:1.5pt" o:hralign="center" o:hrstd="t" o:hr="t" fillcolor="#a0a0a0" stroked="f"/>
         </w:pict>
       </w:r>
@@ -176,7 +176,7 @@
           <w:sz w:val="19"/>
           <w:szCs w:val="19"/>
         </w:rPr>
-        <w:t>🎯</w:t>
+        <w:t>👤</w:t>
       </w:r>
       <w:r>
         <w:rPr>
@@ -194,13 +194,379 @@
           <w:sz w:val="19"/>
           <w:szCs w:val="19"/>
         </w:rPr>
+        <w:t>基本信息</w:t>
+      </w:r>
+    </w:p>
+    <w:tbl>
+      <w:tblPr>
+        <w:tblW w:w="5000" w:type="pct"/>
+        <w:tblCellMar>
+          <w:top w:w="15" w:type="dxa"/>
+          <w:left w:w="15" w:type="dxa"/>
+          <w:bottom w:w="15" w:type="dxa"/>
+          <w:right w:w="15" w:type="dxa"/>
+        </w:tblCellMar>
+        <w:tblLook w:val="04A0" w:firstRow="1" w:lastRow="0" w:firstColumn="1" w:lastColumn="0" w:noHBand="0" w:noVBand="1"/>
+      </w:tblPr>
+      <w:tblGrid>
+        <w:gridCol w:w="3402"/>
+        <w:gridCol w:w="3402"/>
+        <w:gridCol w:w="3402"/>
+      </w:tblGrid>
+      <w:tr>
+        <w:tc>
+          <w:tcPr>
+            <w:tcW w:w="1650" w:type="pct"/>
+            <w:tcMar>
+              <w:top w:w="15" w:type="dxa"/>
+              <w:left w:w="60" w:type="dxa"/>
+              <w:bottom w:w="15" w:type="dxa"/>
+              <w:right w:w="60" w:type="dxa"/>
+            </w:tcMar>
+            <w:vAlign w:val="center"/>
+            <w:hideMark/>
+          </w:tcPr>
+          <w:p>
+            <w:pPr>
+              <w:spacing w:after="30"/>
+              <w:rPr>
+                <w:rFonts w:ascii="微软雅黑" w:eastAsia="微软雅黑" w:hAnsi="微软雅黑" w:hint="eastAsia"/>
+                <w:color w:val="2D3748"/>
+                <w:sz w:val="16"/>
+                <w:szCs w:val="16"/>
+              </w:rPr>
+            </w:pPr>
+            <w:r>
+              <w:rPr>
+                <w:rStyle w:val="a4"/>
+                <w:rFonts w:ascii="微软雅黑" w:eastAsia="微软雅黑" w:hAnsi="微软雅黑" w:hint="eastAsia"/>
+                <w:color w:val="2D3748"/>
+                <w:sz w:val="16"/>
+                <w:szCs w:val="16"/>
+              </w:rPr>
+              <w:t>姓名：</w:t>
+            </w:r>
+            <w:r>
+              <w:rPr>
+                <w:rFonts w:ascii="微软雅黑" w:eastAsia="微软雅黑" w:hAnsi="微软雅黑" w:hint="eastAsia"/>
+                <w:color w:val="2D3748"/>
+                <w:sz w:val="16"/>
+                <w:szCs w:val="16"/>
+              </w:rPr>
+              <w:t>朱轶涵</w:t>
+            </w:r>
+          </w:p>
+        </w:tc>
+        <w:tc>
+          <w:tcPr>
+            <w:tcW w:w="1650" w:type="pct"/>
+            <w:tcMar>
+              <w:top w:w="15" w:type="dxa"/>
+              <w:left w:w="60" w:type="dxa"/>
+              <w:bottom w:w="15" w:type="dxa"/>
+              <w:right w:w="60" w:type="dxa"/>
+            </w:tcMar>
+            <w:vAlign w:val="center"/>
+            <w:hideMark/>
+          </w:tcPr>
+          <w:p>
+            <w:pPr>
+              <w:spacing w:after="30"/>
+              <w:rPr>
+                <w:rFonts w:ascii="微软雅黑" w:eastAsia="微软雅黑" w:hAnsi="微软雅黑" w:hint="eastAsia"/>
+                <w:color w:val="2D3748"/>
+                <w:sz w:val="16"/>
+                <w:szCs w:val="16"/>
+              </w:rPr>
+            </w:pPr>
+            <w:r>
+              <w:rPr>
+                <w:rStyle w:val="a4"/>
+                <w:rFonts w:ascii="微软雅黑" w:eastAsia="微软雅黑" w:hAnsi="微软雅黑" w:hint="eastAsia"/>
+                <w:color w:val="2D3748"/>
+                <w:sz w:val="16"/>
+                <w:szCs w:val="16"/>
+              </w:rPr>
+              <w:t>性别：</w:t>
+            </w:r>
+            <w:r>
+              <w:rPr>
+                <w:rFonts w:ascii="微软雅黑" w:eastAsia="微软雅黑" w:hAnsi="微软雅黑" w:hint="eastAsia"/>
+                <w:color w:val="2D3748"/>
+                <w:sz w:val="16"/>
+                <w:szCs w:val="16"/>
+              </w:rPr>
+              <w:t>男</w:t>
+            </w:r>
+          </w:p>
+        </w:tc>
+        <w:tc>
+          <w:tcPr>
+            <w:tcW w:w="1650" w:type="pct"/>
+            <w:tcMar>
+              <w:top w:w="15" w:type="dxa"/>
+              <w:left w:w="60" w:type="dxa"/>
+              <w:bottom w:w="15" w:type="dxa"/>
+              <w:right w:w="60" w:type="dxa"/>
+            </w:tcMar>
+            <w:vAlign w:val="center"/>
+            <w:hideMark/>
+          </w:tcPr>
+          <w:p>
+            <w:pPr>
+              <w:spacing w:after="30"/>
+              <w:rPr>
+                <w:rFonts w:ascii="微软雅黑" w:eastAsia="微软雅黑" w:hAnsi="微软雅黑" w:hint="eastAsia"/>
+                <w:color w:val="2D3748"/>
+                <w:sz w:val="16"/>
+                <w:szCs w:val="16"/>
+              </w:rPr>
+            </w:pPr>
+            <w:r>
+              <w:rPr>
+                <w:rStyle w:val="a4"/>
+                <w:rFonts w:ascii="微软雅黑" w:eastAsia="微软雅黑" w:hAnsi="微软雅黑" w:hint="eastAsia"/>
+                <w:color w:val="2D3748"/>
+                <w:sz w:val="16"/>
+                <w:szCs w:val="16"/>
+              </w:rPr>
+              <w:t>年龄：</w:t>
+            </w:r>
+            <w:r>
+              <w:rPr>
+                <w:rFonts w:ascii="微软雅黑" w:eastAsia="微软雅黑" w:hAnsi="微软雅黑" w:hint="eastAsia"/>
+                <w:color w:val="2D3748"/>
+                <w:sz w:val="16"/>
+                <w:szCs w:val="16"/>
+              </w:rPr>
+              <w:t>20</w:t>
+            </w:r>
+            <w:r>
+              <w:rPr>
+                <w:rFonts w:ascii="微软雅黑" w:eastAsia="微软雅黑" w:hAnsi="微软雅黑" w:hint="eastAsia"/>
+                <w:color w:val="2D3748"/>
+                <w:sz w:val="16"/>
+                <w:szCs w:val="16"/>
+              </w:rPr>
+              <w:t>岁</w:t>
+            </w:r>
+          </w:p>
+        </w:tc>
+      </w:tr>
+      <w:tr>
+        <w:tc>
+          <w:tcPr>
+            <w:tcW w:w="1650" w:type="pct"/>
+            <w:tcMar>
+              <w:top w:w="15" w:type="dxa"/>
+              <w:left w:w="60" w:type="dxa"/>
+              <w:bottom w:w="15" w:type="dxa"/>
+              <w:right w:w="60" w:type="dxa"/>
+            </w:tcMar>
+            <w:vAlign w:val="center"/>
+            <w:hideMark/>
+          </w:tcPr>
+          <w:p>
+            <w:pPr>
+              <w:spacing w:after="30"/>
+              <w:rPr>
+                <w:rFonts w:ascii="微软雅黑" w:eastAsia="微软雅黑" w:hAnsi="微软雅黑" w:hint="eastAsia"/>
+                <w:color w:val="2D3748"/>
+                <w:sz w:val="16"/>
+                <w:szCs w:val="16"/>
+              </w:rPr>
+            </w:pPr>
+            <w:r>
+              <w:rPr>
+                <w:rStyle w:val="a4"/>
+                <w:rFonts w:ascii="微软雅黑" w:eastAsia="微软雅黑" w:hAnsi="微软雅黑" w:hint="eastAsia"/>
+                <w:color w:val="2D3748"/>
+                <w:sz w:val="16"/>
+                <w:szCs w:val="16"/>
+              </w:rPr>
+              <w:t>学校：</w:t>
+            </w:r>
+            <w:r>
+              <w:rPr>
+                <w:rFonts w:ascii="微软雅黑" w:eastAsia="微软雅黑" w:hAnsi="微软雅黑" w:hint="eastAsia"/>
+                <w:color w:val="2D3748"/>
+                <w:sz w:val="16"/>
+                <w:szCs w:val="16"/>
+              </w:rPr>
+              <w:t>淮南师范学院</w:t>
+            </w:r>
+          </w:p>
+        </w:tc>
+        <w:tc>
+          <w:tcPr>
+            <w:tcW w:w="1650" w:type="pct"/>
+            <w:tcMar>
+              <w:top w:w="15" w:type="dxa"/>
+              <w:left w:w="60" w:type="dxa"/>
+              <w:bottom w:w="15" w:type="dxa"/>
+              <w:right w:w="60" w:type="dxa"/>
+            </w:tcMar>
+            <w:vAlign w:val="center"/>
+            <w:hideMark/>
+          </w:tcPr>
+          <w:p>
+            <w:pPr>
+              <w:spacing w:after="30"/>
+              <w:rPr>
+                <w:rFonts w:ascii="微软雅黑" w:eastAsia="微软雅黑" w:hAnsi="微软雅黑" w:hint="eastAsia"/>
+                <w:color w:val="2D3748"/>
+                <w:sz w:val="16"/>
+                <w:szCs w:val="16"/>
+              </w:rPr>
+            </w:pPr>
+            <w:r>
+              <w:rPr>
+                <w:rStyle w:val="a4"/>
+                <w:rFonts w:ascii="微软雅黑" w:eastAsia="微软雅黑" w:hAnsi="微软雅黑" w:hint="eastAsia"/>
+                <w:color w:val="2D3748"/>
+                <w:sz w:val="16"/>
+                <w:szCs w:val="16"/>
+              </w:rPr>
+              <w:t>学院：</w:t>
+            </w:r>
+            <w:r>
+              <w:rPr>
+                <w:rFonts w:ascii="微软雅黑" w:eastAsia="微软雅黑" w:hAnsi="微软雅黑" w:hint="eastAsia"/>
+                <w:color w:val="2D3748"/>
+                <w:sz w:val="16"/>
+                <w:szCs w:val="16"/>
+              </w:rPr>
+              <w:t>计算机学院</w:t>
+            </w:r>
+          </w:p>
+        </w:tc>
+        <w:tc>
+          <w:tcPr>
+            <w:tcW w:w="1650" w:type="pct"/>
+            <w:tcMar>
+              <w:top w:w="15" w:type="dxa"/>
+              <w:left w:w="60" w:type="dxa"/>
+              <w:bottom w:w="15" w:type="dxa"/>
+              <w:right w:w="60" w:type="dxa"/>
+            </w:tcMar>
+            <w:vAlign w:val="center"/>
+            <w:hideMark/>
+          </w:tcPr>
+          <w:p>
+            <w:pPr>
+              <w:spacing w:after="30"/>
+              <w:rPr>
+                <w:rFonts w:ascii="微软雅黑" w:eastAsia="微软雅黑" w:hAnsi="微软雅黑" w:hint="eastAsia"/>
+                <w:color w:val="2D3748"/>
+                <w:sz w:val="16"/>
+                <w:szCs w:val="16"/>
+              </w:rPr>
+            </w:pPr>
+            <w:r>
+              <w:rPr>
+                <w:rStyle w:val="a4"/>
+                <w:rFonts w:ascii="微软雅黑" w:eastAsia="微软雅黑" w:hAnsi="微软雅黑" w:hint="eastAsia"/>
+                <w:color w:val="2D3748"/>
+                <w:sz w:val="16"/>
+                <w:szCs w:val="16"/>
+              </w:rPr>
+              <w:t>专业：</w:t>
+            </w:r>
+            <w:r>
+              <w:rPr>
+                <w:rFonts w:ascii="微软雅黑" w:eastAsia="微软雅黑" w:hAnsi="微软雅黑" w:hint="eastAsia"/>
+                <w:color w:val="2D3748"/>
+                <w:sz w:val="16"/>
+                <w:szCs w:val="16"/>
+              </w:rPr>
+              <w:t>软件工程</w:t>
+            </w:r>
+            <w:r>
+              <w:rPr>
+                <w:rFonts w:ascii="微软雅黑" w:eastAsia="微软雅黑" w:hAnsi="微软雅黑" w:hint="eastAsia"/>
+                <w:color w:val="2D3748"/>
+                <w:sz w:val="16"/>
+                <w:szCs w:val="16"/>
+              </w:rPr>
+              <w:t xml:space="preserve"> </w:t>
+            </w:r>
+            <w:r>
+              <w:rPr>
+                <w:rFonts w:ascii="微软雅黑" w:eastAsia="微软雅黑" w:hAnsi="微软雅黑" w:hint="eastAsia"/>
+                <w:color w:val="2D3748"/>
+                <w:sz w:val="16"/>
+                <w:szCs w:val="16"/>
+              </w:rPr>
+              <w:t>·</w:t>
+            </w:r>
+            <w:r>
+              <w:rPr>
+                <w:rFonts w:ascii="微软雅黑" w:eastAsia="微软雅黑" w:hAnsi="微软雅黑" w:hint="eastAsia"/>
+                <w:color w:val="2D3748"/>
+                <w:sz w:val="16"/>
+                <w:szCs w:val="16"/>
+              </w:rPr>
+              <w:t xml:space="preserve"> </w:t>
+            </w:r>
+            <w:r>
+              <w:rPr>
+                <w:rFonts w:ascii="微软雅黑" w:eastAsia="微软雅黑" w:hAnsi="微软雅黑" w:hint="eastAsia"/>
+                <w:color w:val="2D3748"/>
+                <w:sz w:val="16"/>
+                <w:szCs w:val="16"/>
+              </w:rPr>
+              <w:t>本科在读</w:t>
+            </w:r>
+          </w:p>
+        </w:tc>
+      </w:tr>
+    </w:tbl>
+    <w:p>
+      <w:pPr>
+        <w:pStyle w:val="2"/>
+        <w:pBdr>
+          <w:bottom w:val="single" w:sz="4" w:space="2" w:color="E2E8F0"/>
+        </w:pBdr>
+        <w:spacing w:before="105" w:beforeAutospacing="0" w:after="60" w:afterAutospacing="0"/>
+        <w:rPr>
+          <w:rFonts w:ascii="微软雅黑" w:eastAsia="微软雅黑" w:hAnsi="微软雅黑" w:hint="eastAsia"/>
+          <w:color w:val="1A3A5C"/>
+          <w:sz w:val="19"/>
+          <w:szCs w:val="19"/>
+        </w:rPr>
+      </w:pPr>
+      <w:r>
+        <w:rPr>
+          <w:rFonts w:ascii="Segoe UI Emoji" w:eastAsia="微软雅黑" w:hAnsi="Segoe UI Emoji" w:cs="Segoe UI Emoji"/>
+          <w:color w:val="1A3A5C"/>
+          <w:sz w:val="19"/>
+          <w:szCs w:val="19"/>
+        </w:rPr>
+        <w:t>🎯</w:t>
+      </w:r>
+      <w:r>
+        <w:rPr>
+          <w:rFonts w:ascii="微软雅黑" w:eastAsia="微软雅黑" w:hAnsi="微软雅黑" w:hint="eastAsia"/>
+          <w:color w:val="1A3A5C"/>
+          <w:sz w:val="19"/>
+          <w:szCs w:val="19"/>
+        </w:rPr>
+        <w:t xml:space="preserve"> </w:t>
+      </w:r>
+      <w:r>
+        <w:rPr>
+          <w:rFonts w:ascii="微软雅黑" w:eastAsia="微软雅黑" w:hAnsi="微软雅黑" w:hint="eastAsia"/>
+          <w:color w:val="1A3A5C"/>
+          <w:sz w:val="19"/>
+          <w:szCs w:val="19"/>
+        </w:rPr>
         <w:t>求职意向</w:t>
       </w:r>
     </w:p>
     <w:p>
       <w:pPr>
         <w:shd w:val="clear" w:color="auto" w:fill="F0FFF4"/>
-        <w:divId w:val="1434745885"/>
+        <w:divId w:val="1157038345"/>
         <w:rPr>
           <w:rFonts w:ascii="微软雅黑" w:eastAsia="微软雅黑" w:hAnsi="微软雅黑" w:hint="eastAsia"/>
           <w:color w:val="234E52"/>
@@ -1978,6 +2344,7 @@
           <w:rFonts w:ascii="微软雅黑" w:eastAsia="微软雅黑" w:hAnsi="微软雅黑" w:hint="eastAsia"/>
           <w:color w:val="2D3748"/>
         </w:rPr>
+        <w:lastRenderedPageBreak/>
         <w:t>自我评价：</w:t>
       </w:r>
       <w:r>
@@ -2074,9 +2441,9 @@
 <file path=word/numbering.xml><?xml version="1.0" encoding="utf-8"?>
 <w:numbering xmlns:wpc="http://schemas.microsoft.com/office/word/2010/wordprocessingCanvas" xmlns:cx="http://schemas.microsoft.com/office/drawing/2014/chartex" xmlns:cx1="http://schemas.microsoft.com/office/drawing/2015/9/8/chartex" xmlns:cx2="http://schemas.microsoft.com/office/drawing/2015/10/21/chartex" xmlns:cx3="http://schemas.microsoft.com/office/drawing/2016/5/9/chartex" xmlns:cx4="http://schemas.microsoft.com/office/drawing/2016/5/10/chartex" xmlns:cx5="http://schemas.microsoft.com/office/drawing/2016/5/11/chartex" xmlns:cx6="http://schemas.microsoft.com/office/drawing/2016/5/12/chartex" xmlns:cx7="http://schemas.microsoft.com/office/drawing/2016/5/13/chartex" xmlns:cx8="http://schemas.microsoft.com/office/drawing/2016/5/14/chartex" xmlns:mc="http://schemas.openxmlformats.org/markup-compatibility/2006" xmlns:aink="http://schemas.microsoft.com/office/drawing/2016/ink" xmlns:am3d="http://schemas.microsoft.com/office/drawing/2017/model3d" xmlns:o="urn:schemas-microsoft-com:office:office" xmlns:oel="http://schemas.microsoft.com/office/2019/extlst" xmlns:r="http://schemas.openxmlformats.org/officeDocument/2006/relationships" xmlns:m="http://schemas.openxmlformats.org/officeDocument/2006/math" xmlns:v="urn:schemas-microsoft-com:vml" xmlns:wp14="http://schemas.microsoft.com/office/word/2010/wordprocessingDrawing" xmlns:wp="http://schemas.openxmlformats.org/drawingml/2006/wordprocessingDrawing" xmlns:w10="urn:schemas-microsoft-com:office:word" xmlns:w="http://schemas.openxmlformats.org/wordprocessingml/2006/main" xmlns:w14="http://schemas.microsoft.com/office/word/2010/wordml" xmlns:w15="http://schemas.microsoft.com/office/word/2012/wordml" xmlns:w16cex="http://schemas.microsoft.com/office/word/2018/wordml/cex" xmlns:w16cid="http://schemas.microsoft.com/office/word/2016/wordml/cid" xmlns:w16="http://schemas.microsoft.com/office/word/2018/wordml" xmlns:w16du="http://schemas.microsoft.com/office/word/2023/wordml/word16du" xmlns:w16sdtdh="http://schemas.microsoft.com/office/word/2020/wordml/sdtdatahash" xmlns:w16se="http://schemas.microsoft.com/office/word/2015/wordml/symex" xmlns:wpg="http://schemas.microsoft.com/office/word/2010/wordprocessingGroup" xmlns:wpi="http://schemas.microsoft.com/office/word/2010/wordprocessingInk" xmlns:wne="http://schemas.microsoft.com/office/word/2006/wordml" xmlns:wps="http://schemas.microsoft.com/office/word/2010/wordprocessingShape" mc:Ignorable="w14 w15 w16se w16cid w16 w16cex w16sdtdh w16du wp14">
   <w:abstractNum w:abstractNumId="0" w15:restartNumberingAfterBreak="0">
-    <w:nsid w:val="0B5858DE"/>
+    <w:nsid w:val="1D1F68AF"/>
     <w:multiLevelType w:val="multilevel"/>
-    <w:tmpl w:val="EEA4C0B4"/>
+    <w:tmpl w:val="C008A202"/>
     <w:lvl w:ilvl="0">
       <w:start w:val="1"/>
       <w:numFmt w:val="bullet"/>
@@ -2223,9 +2590,9 @@
     </w:lvl>
   </w:abstractNum>
   <w:abstractNum w:abstractNumId="1" w15:restartNumberingAfterBreak="0">
-    <w:nsid w:val="27B05007"/>
+    <w:nsid w:val="480D6B41"/>
     <w:multiLevelType w:val="multilevel"/>
-    <w:tmpl w:val="A4329060"/>
+    <w:tmpl w:val="BB8C6A14"/>
     <w:lvl w:ilvl="0">
       <w:start w:val="1"/>
       <w:numFmt w:val="bullet"/>
@@ -2371,11 +2738,11 @@
       </w:rPr>
     </w:lvl>
   </w:abstractNum>
-  <w:num w:numId="1" w16cid:durableId="764543076">
+  <w:num w:numId="1" w16cid:durableId="2027750023">
+    <w:abstractNumId w:val="1"/>
+  </w:num>
+  <w:num w:numId="2" w16cid:durableId="1515270301">
     <w:abstractNumId w:val="0"/>
-  </w:num>
-  <w:num w:numId="2" w16cid:durableId="361902764">
-    <w:abstractNumId w:val="1"/>
   </w:num>
 </w:numbering>
 </file>
@@ -2994,15 +3361,15 @@
       <w:szCs w:val="16"/>
     </w:rPr>
   </w:style>
+  <w:style w:type="paragraph" w:customStyle="1" w:styleId="info-table">
+    <w:name w:val="info-table"/>
+    <w:basedOn w:val="a"/>
+    <w:pPr>
+      <w:spacing w:before="100" w:beforeAutospacing="1" w:after="30"/>
+    </w:pPr>
+  </w:style>
   <w:style w:type="paragraph" w:customStyle="1" w:styleId="subtitle">
     <w:name w:val="subtitle"/>
-    <w:basedOn w:val="a"/>
-    <w:pPr>
-      <w:spacing w:before="100" w:beforeAutospacing="1" w:after="100" w:afterAutospacing="1"/>
-    </w:pPr>
-  </w:style>
-  <w:style w:type="paragraph" w:customStyle="1" w:styleId="info">
-    <w:name w:val="info"/>
     <w:basedOn w:val="a"/>
     <w:pPr>
       <w:spacing w:before="100" w:beforeAutospacing="1" w:after="100" w:afterAutospacing="1"/>
@@ -3015,15 +3382,6 @@
       <w:color w:val="4A5568"/>
       <w:sz w:val="16"/>
       <w:szCs w:val="16"/>
-    </w:rPr>
-  </w:style>
-  <w:style w:type="paragraph" w:customStyle="1" w:styleId="info1">
-    <w:name w:val="info1"/>
-    <w:basedOn w:val="a"/>
-    <w:rPr>
-      <w:color w:val="718096"/>
-      <w:sz w:val="14"/>
-      <w:szCs w:val="14"/>
     </w:rPr>
   </w:style>
   <w:style w:type="character" w:customStyle="1" w:styleId="20">
@@ -3064,7 +3422,7 @@
     <w:link w:val="a6"/>
     <w:uiPriority w:val="99"/>
     <w:unhideWhenUsed/>
-    <w:rsid w:val="003C4388"/>
+    <w:rsid w:val="009E0C1C"/>
     <w:pPr>
       <w:tabs>
         <w:tab w:val="center" w:pos="4153"/>
@@ -3083,7 +3441,7 @@
     <w:basedOn w:val="a0"/>
     <w:link w:val="a5"/>
     <w:uiPriority w:val="99"/>
-    <w:rsid w:val="003C4388"/>
+    <w:rsid w:val="009E0C1C"/>
     <w:rPr>
       <w:rFonts w:ascii="宋体" w:eastAsia="宋体" w:hAnsi="宋体" w:cs="宋体"/>
       <w:sz w:val="18"/>
@@ -3096,7 +3454,7 @@
     <w:link w:val="a8"/>
     <w:uiPriority w:val="99"/>
     <w:unhideWhenUsed/>
-    <w:rsid w:val="003C4388"/>
+    <w:rsid w:val="009E0C1C"/>
     <w:pPr>
       <w:tabs>
         <w:tab w:val="center" w:pos="4153"/>
@@ -3114,7 +3472,7 @@
     <w:basedOn w:val="a0"/>
     <w:link w:val="a7"/>
     <w:uiPriority w:val="99"/>
-    <w:rsid w:val="003C4388"/>
+    <w:rsid w:val="009E0C1C"/>
     <w:rPr>
       <w:rFonts w:ascii="宋体" w:eastAsia="宋体" w:hAnsi="宋体" w:cs="宋体"/>
       <w:sz w:val="18"/>
